--- a/docs/Ranking de Términos Mediante Algoritmos de Ordenamiento no Comparativos.docx
+++ b/docs/Ranking de Términos Mediante Algoritmos de Ordenamiento no Comparativos.docx
@@ -214,7 +214,15 @@
           <w:bCs/>
           <w:lang w:val="es-CO"/>
         </w:rPr>
-        <w:t>1092454006</w:t>
+        <w:t>109245400</w:t>
+      </w:r>
+      <w:r>
+        <w:rPr>
+          <w:b/>
+          <w:bCs/>
+          <w:lang w:val="es-CO"/>
+        </w:rPr>
+        <w:t>7</w:t>
       </w:r>
       <w:r>
         <w:rPr>
@@ -282,7 +290,7 @@
           <w:szCs w:val="24"/>
         </w:rPr>
         <w:drawing>
-          <wp:inline distT="0" distB="0" distL="0" distR="0" wp14:anchorId="1CA7FB33" wp14:editId="3B1BA2C1">
+          <wp:inline distT="0" distB="0" distL="0" distR="0" wp14:anchorId="1CA7FB33" wp14:editId="77D800A7">
             <wp:extent cx="1364400" cy="1540800"/>
             <wp:effectExtent l="0" t="0" r="0" b="2540"/>
             <wp:docPr id="2" name="Imagen 2" descr="Universidad del Quindío"/>
@@ -2268,6 +2276,7 @@
           <w:iCs/>
           <w:lang w:val="es-CO"/>
         </w:rPr>
+        <w:lastRenderedPageBreak/>
         <w:t>n</w:t>
       </w:r>
       <w:r>
@@ -3417,6 +3426,7 @@
         <w:rPr>
           <w:lang w:val="es-CO"/>
         </w:rPr>
+        <w:lastRenderedPageBreak/>
         <w:t>Radix Sort</w:t>
       </w:r>
       <w:bookmarkEnd w:id="8"/>
@@ -4772,7 +4782,15 @@
           <w:rFonts w:asciiTheme="minorHAnsi" w:hAnsiTheme="minorHAnsi" w:cstheme="minorHAnsi"/>
           <w:lang w:val="es-CO"/>
         </w:rPr>
-        <w:t>La versión de libro de texto de Bucket Sort reparte claves distribuidas de manera uniforme en intervalos y ordena cada intervalo con inserción, que es un ordenamiento por comparación; su tiempo esperado lineal descansa precisamente en esa uniformidad (Cormen et al., 2022). Esa variante no sirve para este requerimiento, ya que introduciría comparaciones entre registros dentro de cada intervalo. La implementación es, por ello, una variante híbrida</w:t>
+        <w:t xml:space="preserve">La versión de libro de texto de Bucket Sort reparte claves distribuidas de manera uniforme en intervalos y ordena cada intervalo con inserción, que es un ordenamiento por comparación; su tiempo </w:t>
+      </w:r>
+      <w:r>
+        <w:rPr>
+          <w:rFonts w:asciiTheme="minorHAnsi" w:hAnsiTheme="minorHAnsi" w:cstheme="minorHAnsi"/>
+          <w:lang w:val="es-CO"/>
+        </w:rPr>
+        <w:lastRenderedPageBreak/>
+        <w:t>esperado lineal descansa precisamente en esa uniformidad (Cormen et al., 2022). Esa variante no sirve para este requerimiento, ya que introduciría comparaciones entre registros dentro de cada intervalo. La implementación es, por ello, una variante híbrida</w:t>
       </w:r>
       <w:r>
         <w:rPr>
@@ -5764,6 +5782,7 @@
           <w:rFonts w:asciiTheme="minorHAnsi" w:hAnsiTheme="minorHAnsi" w:cstheme="minorHAnsi"/>
           <w:lang w:val="es-CO"/>
         </w:rPr>
+        <w:lastRenderedPageBreak/>
         <w:t xml:space="preserve">Repartir cuesta </w:t>
       </w:r>
       <w:r>
@@ -7704,7 +7723,15 @@
           <w:rFonts w:asciiTheme="minorHAnsi" w:hAnsiTheme="minorHAnsi" w:cstheme="minorHAnsi"/>
           <w:lang w:val="es-CO"/>
         </w:rPr>
-        <w:t>Asimismo, el experimento se repitió en tres procesos independientes de la máquina virtual, rotando el orden de los algoritmos para no favorecer a ninguno: counting, radix, bucket en el primero; radix, bucket, counting en el segundo; y bucket, counting, radix en el tercero. En cada corrida la salida completa se comparó con la primera, y las 900 salidas medidas coincidieron. La medición se realizó en un procesador Intel Core i9-12900H con Java 25, sin aislar la máquina de otras tareas. La Tabla 6 presenta la mediana, el mínimo y el máximo de cada algoritmo, y la Figura 1 representa las medianas.</w:t>
+        <w:t xml:space="preserve">Asimismo, el experimento se repitió en tres procesos independientes de la máquina virtual, rotando el orden de los algoritmos para no favorecer a ninguno: counting, radix, bucket en el primero; </w:t>
+      </w:r>
+      <w:r>
+        <w:rPr>
+          <w:rFonts w:asciiTheme="minorHAnsi" w:hAnsiTheme="minorHAnsi" w:cstheme="minorHAnsi"/>
+          <w:lang w:val="es-CO"/>
+        </w:rPr>
+        <w:lastRenderedPageBreak/>
+        <w:t>radix, bucket, counting en el segundo; y bucket, counting, radix en el tercero. En cada corrida la salida completa se comparó con la primera, y las 900 salidas medidas coincidieron. La medición se realizó en un procesador Intel Core i9-12900H con Java 25, sin aislar la máquina de otras tareas. La Tabla 6 presenta la mediana, el mínimo y el máximo de cada algoritmo, y la Figura 1 representa las medianas.</w:t>
       </w:r>
     </w:p>
     <w:p>
@@ -9475,6 +9502,7 @@
           <w:szCs w:val="22"/>
           <w:lang w:val="es-ES"/>
         </w:rPr>
+        <w:lastRenderedPageBreak/>
         <w:t xml:space="preserve">Figura </w:t>
       </w:r>
       <w:r>
@@ -9752,6 +9780,7 @@
           <w:szCs w:val="22"/>
           <w:lang w:val="es-ES"/>
         </w:rPr>
+        <w:lastRenderedPageBreak/>
         <w:t xml:space="preserve">Tabla </w:t>
       </w:r>
       <w:r>
@@ -12977,6 +13006,7 @@
       <w:bookmarkStart w:id="20" w:name="_Toc900112"/>
       <w:bookmarkStart w:id="21" w:name="_Toc243434746"/>
       <w:r>
+        <w:lastRenderedPageBreak/>
         <w:t>Referencias</w:t>
       </w:r>
       <w:bookmarkEnd w:id="20"/>
@@ -13076,6 +13106,7 @@
         <w:rPr>
           <w:lang w:val="es-CO"/>
         </w:rPr>
+        <w:lastRenderedPageBreak/>
         <w:t>Anexo A. Repositorio y código fuente</w:t>
       </w:r>
       <w:bookmarkEnd w:id="22"/>

--- a/docs/Ranking de Términos Mediante Algoritmos de Ordenamiento no Comparativos.docx
+++ b/docs/Ranking de Términos Mediante Algoritmos de Ordenamiento no Comparativos.docx
@@ -8080,7 +8080,7 @@
                 <w:szCs w:val="20"/>
                 <w:lang w:val="es-CO"/>
               </w:rPr>
-              <w:t>0,066199</w:t>
+              <w:t>0,020916</w:t>
             </w:r>
           </w:p>
         </w:tc>
@@ -8103,7 +8103,7 @@
                 <w:szCs w:val="20"/>
                 <w:lang w:val="es-CO"/>
               </w:rPr>
-              <w:t>0,034503</w:t>
+              <w:t>0,017206</w:t>
             </w:r>
           </w:p>
         </w:tc>
@@ -8126,7 +8126,7 @@
                 <w:szCs w:val="20"/>
                 <w:lang w:val="es-CO"/>
               </w:rPr>
-              <w:t>0,274811</w:t>
+              <w:t>0,167342</w:t>
             </w:r>
           </w:p>
         </w:tc>
@@ -8199,7 +8199,7 @@
                 <w:szCs w:val="20"/>
                 <w:lang w:val="es-CO"/>
               </w:rPr>
-              <w:t>0,102153</w:t>
+              <w:t>0,059807</w:t>
             </w:r>
           </w:p>
         </w:tc>
@@ -8222,7 +8222,7 @@
                 <w:szCs w:val="20"/>
                 <w:lang w:val="es-CO"/>
               </w:rPr>
-              <w:t>0,044434</w:t>
+              <w:t>0,023738</w:t>
             </w:r>
           </w:p>
         </w:tc>
@@ -8245,7 +8245,7 @@
                 <w:szCs w:val="20"/>
                 <w:lang w:val="es-CO"/>
               </w:rPr>
-              <w:t>3,892686</w:t>
+              <w:t>0,209487</w:t>
             </w:r>
           </w:p>
         </w:tc>
@@ -8318,7 +8318,7 @@
                 <w:szCs w:val="20"/>
                 <w:lang w:val="es-CO"/>
               </w:rPr>
-              <w:t>0,079588</w:t>
+              <w:t>0,044462</w:t>
             </w:r>
           </w:p>
         </w:tc>
@@ -8341,7 +8341,7 @@
                 <w:szCs w:val="20"/>
                 <w:lang w:val="es-CO"/>
               </w:rPr>
-              <w:t>0,057832</w:t>
+              <w:t>0,038034</w:t>
             </w:r>
           </w:p>
         </w:tc>
@@ -8364,7 +8364,7 @@
                 <w:szCs w:val="20"/>
                 <w:lang w:val="es-CO"/>
               </w:rPr>
-              <w:t>0,335151</w:t>
+              <w:t>0,294702</w:t>
             </w:r>
           </w:p>
         </w:tc>
@@ -8437,7 +8437,7 @@
                 <w:szCs w:val="20"/>
                 <w:lang w:val="es-CO"/>
               </w:rPr>
-              <w:t>0,047255</w:t>
+              <w:t>0,020829</w:t>
             </w:r>
           </w:p>
         </w:tc>
@@ -8460,7 +8460,7 @@
                 <w:szCs w:val="20"/>
                 <w:lang w:val="es-CO"/>
               </w:rPr>
-              <w:t>0,033887</w:t>
+              <w:t>0,019815</w:t>
             </w:r>
           </w:p>
         </w:tc>
@@ -8483,7 +8483,7 @@
                 <w:szCs w:val="20"/>
                 <w:lang w:val="es-CO"/>
               </w:rPr>
-              <w:t>0,366297</w:t>
+              <w:t>0,184307</w:t>
             </w:r>
           </w:p>
         </w:tc>
@@ -8556,7 +8556,7 @@
                 <w:szCs w:val="20"/>
                 <w:lang w:val="es-CO"/>
               </w:rPr>
-              <w:t>0,069436</w:t>
+              <w:t>0,038697</w:t>
             </w:r>
           </w:p>
         </w:tc>
@@ -8579,7 +8579,7 @@
                 <w:szCs w:val="20"/>
                 <w:lang w:val="es-CO"/>
               </w:rPr>
-              <w:t>0,046429</w:t>
+              <w:t>0,023211</w:t>
             </w:r>
           </w:p>
         </w:tc>
@@ -8602,7 +8602,7 @@
                 <w:szCs w:val="20"/>
                 <w:lang w:val="es-CO"/>
               </w:rPr>
-              <w:t>0,377221</w:t>
+              <w:t>0,175196</w:t>
             </w:r>
           </w:p>
         </w:tc>
@@ -8675,7 +8675,7 @@
                 <w:szCs w:val="20"/>
                 <w:lang w:val="es-CO"/>
               </w:rPr>
-              <w:t>0,124493</w:t>
+              <w:t>0,048128</w:t>
             </w:r>
           </w:p>
         </w:tc>
@@ -8698,7 +8698,7 @@
                 <w:szCs w:val="20"/>
                 <w:lang w:val="es-CO"/>
               </w:rPr>
-              <w:t>0,059197</w:t>
+              <w:t>0,040123</w:t>
             </w:r>
           </w:p>
         </w:tc>
@@ -8721,7 +8721,7 @@
                 <w:szCs w:val="20"/>
                 <w:lang w:val="es-CO"/>
               </w:rPr>
-              <w:t>5,217948</w:t>
+              <w:t>0,263709</w:t>
             </w:r>
           </w:p>
         </w:tc>
@@ -8794,7 +8794,7 @@
                 <w:szCs w:val="20"/>
                 <w:lang w:val="es-CO"/>
               </w:rPr>
-              <w:t>0,041851</w:t>
+              <w:t>0,023806</w:t>
             </w:r>
           </w:p>
         </w:tc>
@@ -8817,7 +8817,7 @@
                 <w:szCs w:val="20"/>
                 <w:lang w:val="es-CO"/>
               </w:rPr>
-              <w:t>0,031889</w:t>
+              <w:t>0,019654</w:t>
             </w:r>
           </w:p>
         </w:tc>
@@ -8840,7 +8840,7 @@
                 <w:szCs w:val="20"/>
                 <w:lang w:val="es-CO"/>
               </w:rPr>
-              <w:t>4,591844</w:t>
+              <w:t>0,223586</w:t>
             </w:r>
           </w:p>
         </w:tc>
@@ -8913,7 +8913,7 @@
                 <w:szCs w:val="20"/>
                 <w:lang w:val="es-CO"/>
               </w:rPr>
-              <w:t>0,116887</w:t>
+              <w:t>0,086176</w:t>
             </w:r>
           </w:p>
         </w:tc>
@@ -8936,7 +8936,7 @@
                 <w:szCs w:val="20"/>
                 <w:lang w:val="es-CO"/>
               </w:rPr>
-              <w:t>0,042160</w:t>
+              <w:t>0,047053</w:t>
             </w:r>
           </w:p>
         </w:tc>
@@ -8959,7 +8959,7 @@
                 <w:szCs w:val="20"/>
                 <w:lang w:val="es-CO"/>
               </w:rPr>
-              <w:t>0,297304</w:t>
+              <w:t>0,255909</w:t>
             </w:r>
           </w:p>
         </w:tc>
@@ -9032,7 +9032,7 @@
                 <w:szCs w:val="20"/>
                 <w:lang w:val="es-CO"/>
               </w:rPr>
-              <w:t>0,177821</w:t>
+              <w:t>0,046369</w:t>
             </w:r>
           </w:p>
         </w:tc>
@@ -9055,7 +9055,7 @@
                 <w:szCs w:val="20"/>
                 <w:lang w:val="es-CO"/>
               </w:rPr>
-              <w:t>0,063758</w:t>
+              <w:t>0,036185</w:t>
             </w:r>
           </w:p>
         </w:tc>
@@ -9078,7 +9078,7 @@
                 <w:szCs w:val="20"/>
                 <w:lang w:val="es-CO"/>
               </w:rPr>
-              <w:t>0,403166</w:t>
+              <w:t>0,246186</w:t>
             </w:r>
           </w:p>
         </w:tc>
@@ -9151,7 +9151,7 @@
                 <w:szCs w:val="20"/>
                 <w:lang w:val="es-CO"/>
               </w:rPr>
-              <w:t>0,052687</w:t>
+              <w:t>0,021845</w:t>
             </w:r>
           </w:p>
         </w:tc>
@@ -9174,7 +9174,7 @@
                 <w:szCs w:val="20"/>
                 <w:lang w:val="es-CO"/>
               </w:rPr>
-              <w:t>0,031889</w:t>
+              <w:t>0,017206</w:t>
             </w:r>
           </w:p>
         </w:tc>
@@ -9197,7 +9197,7 @@
                 <w:szCs w:val="20"/>
                 <w:lang w:val="es-CO"/>
               </w:rPr>
-              <w:t>4,591844</w:t>
+              <w:t>0,223586</w:t>
             </w:r>
           </w:p>
         </w:tc>
@@ -9270,7 +9270,7 @@
                 <w:szCs w:val="20"/>
                 <w:lang w:val="es-CO"/>
               </w:rPr>
-              <w:t>0,100938</w:t>
+              <w:t>0,079083</w:t>
             </w:r>
           </w:p>
         </w:tc>
@@ -9293,7 +9293,7 @@
                 <w:szCs w:val="20"/>
                 <w:lang w:val="es-CO"/>
               </w:rPr>
-              <w:t>0,042160</w:t>
+              <w:t>0,023211</w:t>
             </w:r>
           </w:p>
         </w:tc>
@@ -9316,7 +9316,7 @@
                 <w:szCs w:val="20"/>
                 <w:lang w:val="es-CO"/>
               </w:rPr>
-              <w:t>3,892686</w:t>
+              <w:t>0,255909</w:t>
             </w:r>
           </w:p>
         </w:tc>
@@ -9395,7 +9395,7 @@
                 <w:szCs w:val="20"/>
                 <w:lang w:val="es-CO"/>
               </w:rPr>
-              <w:t>0,163552</w:t>
+              <w:t>0,046460</w:t>
             </w:r>
           </w:p>
         </w:tc>
@@ -9420,7 +9420,7 @@
                 <w:szCs w:val="20"/>
                 <w:lang w:val="es-CO"/>
               </w:rPr>
-              <w:t>0,057832</w:t>
+              <w:t>0,036185</w:t>
             </w:r>
           </w:p>
         </w:tc>
@@ -9445,7 +9445,7 @@
                 <w:szCs w:val="20"/>
                 <w:lang w:val="es-CO"/>
               </w:rPr>
-              <w:t>5,217948</w:t>
+              <w:t>0,294702</w:t>
             </w:r>
           </w:p>
         </w:tc>
@@ -9692,7 +9692,7 @@
           <w:rFonts w:asciiTheme="minorHAnsi" w:hAnsiTheme="minorHAnsi" w:cstheme="minorHAnsi"/>
           <w:lang w:val="es-CO"/>
         </w:rPr>
-        <w:t>Los tiempos son fracciones de milisegundo, ya que se ordenan en memoria únicamente 1.079 registros. Counting Sort obtuvo la mediana de conjunto más baja, 0,052687 ms, frente a 0,100938 ms de Radix y 0,163552 ms de Bucket, un orden compatible con el número de recorridos que cada algoritmo hace sobre este corpus. No obstante, las medianas por proceso muestran que ese orden no es estable: en el proceso 1, Bucket (0,079588 ms) fue más rápido que Radix (0,102153 ms), mientras que en el proceso 3 registró la mediana más alta del experimento. Dicho de otro modo, a esta escala la posición dentro de la rotación y el estado de la máquina virtual pesan tanto como el algoritmo.</w:t>
+        <w:t>Los tiempos son fracciones de milisegundo, ya que se ordenan en memoria únicamente 1.079 registros. Counting Sort obtuvo la mediana de conjunto más baja, 0,021845 ms, frente a 0,046460 ms de Bucket y 0,079083 ms de Radix, un orden compatible con el número de recorridos que cada algoritmo hace sobre este corpus. No obstante, las medianas por proceso muestran que ese orden no es estable: en el proceso 2, Radix (0,038697 ms) fue más rápido que Bucket (0,048128 ms), mientras que en el proceso 3 registró la mediana más alta del experimento (0,086176 ms). Dicho de otro modo, a esta escala la posición dentro de la rotación y el estado de la máquina virtual pesan tanto como el algoritmo.</w:t>
       </w:r>
     </w:p>
     <w:p>
@@ -9708,7 +9708,7 @@
           <w:rFonts w:asciiTheme="minorHAnsi" w:hAnsiTheme="minorHAnsi" w:cstheme="minorHAnsi"/>
           <w:lang w:val="es-CO"/>
         </w:rPr>
-        <w:t>Los máximos, entre 3 y 5 ms en tres casos, son valores atípicos compatibles con interrupciones del sistema operativo, recolección de basura o compilación en caliente. Por consiguiente, la medición sostiene que los tres algoritmos ordenan la lista completa del corpus en una fracción de milisegundo, y que Counting Sort presentó la mediana más baja en esta ejecución; no sostiene una clasificación general de los algoritmos ni una extrapolación a corpus más grandes.</w:t>
+        <w:t>Los máximos, de hasta 0,29 ms, son valores atípicos compatibles con interrupciones del sistema operativo, recolección de basura o compilación en caliente. Por consiguiente, la medición sostiene que los tres algoritmos ordenan la lista completa del corpus en una fracción de milisegundo, y que Counting Sort presentó la mediana más baja en esta ejecución; no sostiene una clasificación general de los algoritmos ni una extrapolación a corpus más grandes.</w:t>
       </w:r>
     </w:p>
     <w:p>

--- a/docs/Ranking de Términos Mediante Algoritmos de Ordenamiento no Comparativos.docx
+++ b/docs/Ranking de Términos Mediante Algoritmos de Ordenamiento no Comparativos.docx
@@ -290,7 +290,7 @@
           <w:szCs w:val="24"/>
         </w:rPr>
         <w:drawing>
-          <wp:inline distT="0" distB="0" distL="0" distR="0" wp14:anchorId="1CA7FB33" wp14:editId="77D800A7">
+          <wp:inline distT="0" distB="0" distL="0" distR="0" wp14:anchorId="1CA7FB33" wp14:editId="4DD1DC8E">
             <wp:extent cx="1364400" cy="1540800"/>
             <wp:effectExtent l="0" t="0" r="0" b="2540"/>
             <wp:docPr id="2" name="Imagen 2" descr="Universidad del Quindío"/>
@@ -556,11 +556,6 @@
         <w:spacing w:line="360" w:lineRule="auto"/>
         <w:ind w:firstLine="0"/>
         <w:jc w:val="center"/>
-        <w:rPr>
-          <w:b/>
-          <w:bCs/>
-          <w:lang w:val="es-CO"/>
-        </w:rPr>
       </w:pPr>
       <w:r>
         <w:rPr>
@@ -617,963 +612,6 @@
           </wp:inline>
         </w:drawing>
       </w:r>
-    </w:p>
-    <w:p>
-      <w:pPr>
-        <w:pStyle w:val="Heading1"/>
-        <w:keepNext/>
-        <w:pageBreakBefore/>
-        <w:spacing w:line="360" w:lineRule="auto"/>
-      </w:pPr>
-      <w:bookmarkStart w:id="0" w:name="_Toc900101"/>
-      <w:bookmarkStart w:id="1" w:name="_Toc243434736"/>
-      <w:r>
-        <w:rPr>
-          <w:lang w:val="es-CO"/>
-        </w:rPr>
-        <w:lastRenderedPageBreak/>
-        <w:t xml:space="preserve">Índice de </w:t>
-      </w:r>
-      <w:r>
-        <w:rPr>
-          <w:lang w:val="es-CO"/>
-        </w:rPr>
-        <w:t>C</w:t>
-      </w:r>
-      <w:r>
-        <w:rPr>
-          <w:lang w:val="es-CO"/>
-        </w:rPr>
-        <w:t>ontenido</w:t>
-      </w:r>
-      <w:bookmarkEnd w:id="0"/>
-      <w:bookmarkEnd w:id="1"/>
-    </w:p>
-    <w:p>
-      <w:pPr>
-        <w:pStyle w:val="TOC1"/>
-        <w:tabs>
-          <w:tab w:val="right" w:leader="dot" w:pos="9350"/>
-        </w:tabs>
-        <w:rPr>
-          <w:rFonts w:asciiTheme="minorHAnsi" w:eastAsiaTheme="minorEastAsia" w:hAnsiTheme="minorHAnsi" w:cstheme="minorBidi"/>
-          <w:noProof/>
-          <w:kern w:val="2"/>
-          <w:sz w:val="24"/>
-          <w:szCs w:val="24"/>
-          <w:shd w:val="clear" w:color="auto" w:fill="auto"/>
-          <w14:ligatures w14:val="standardContextual"/>
-        </w:rPr>
-      </w:pPr>
-      <w:r>
-        <w:fldChar w:fldCharType="begin"/>
-      </w:r>
-      <w:r>
-        <w:instrText xml:space="preserve"> TOC \o "1-3" \h \z \u </w:instrText>
-      </w:r>
-      <w:r>
-        <w:fldChar w:fldCharType="separate"/>
-      </w:r>
-      <w:hyperlink w:anchor="_Toc243434736" w:history="1">
-        <w:r>
-          <w:rPr>
-            <w:rStyle w:val="Hyperlink"/>
-            <w:noProof/>
-            <w:lang w:val="es-CO"/>
-          </w:rPr>
-          <w:t>Índice de Contenido</w:t>
-        </w:r>
-        <w:r>
-          <w:rPr>
-            <w:noProof/>
-            <w:webHidden/>
-          </w:rPr>
-          <w:tab/>
-        </w:r>
-        <w:r>
-          <w:rPr>
-            <w:noProof/>
-            <w:webHidden/>
-          </w:rPr>
-          <w:fldChar w:fldCharType="begin"/>
-        </w:r>
-        <w:r>
-          <w:rPr>
-            <w:noProof/>
-            <w:webHidden/>
-          </w:rPr>
-          <w:instrText xml:space="preserve"> PAGEREF _Toc243434736 \h </w:instrText>
-        </w:r>
-        <w:r>
-          <w:rPr>
-            <w:noProof/>
-            <w:webHidden/>
-          </w:rPr>
-        </w:r>
-        <w:r>
-          <w:rPr>
-            <w:noProof/>
-            <w:webHidden/>
-          </w:rPr>
-          <w:fldChar w:fldCharType="separate"/>
-        </w:r>
-        <w:r>
-          <w:rPr>
-            <w:noProof/>
-            <w:webHidden/>
-          </w:rPr>
-          <w:t>2</w:t>
-        </w:r>
-        <w:r>
-          <w:rPr>
-            <w:noProof/>
-            <w:webHidden/>
-          </w:rPr>
-          <w:fldChar w:fldCharType="end"/>
-        </w:r>
-      </w:hyperlink>
-    </w:p>
-    <w:p>
-      <w:pPr>
-        <w:pStyle w:val="TOC1"/>
-        <w:tabs>
-          <w:tab w:val="right" w:leader="dot" w:pos="9350"/>
-        </w:tabs>
-        <w:rPr>
-          <w:rFonts w:asciiTheme="minorHAnsi" w:eastAsiaTheme="minorEastAsia" w:hAnsiTheme="minorHAnsi" w:cstheme="minorBidi"/>
-          <w:noProof/>
-          <w:kern w:val="2"/>
-          <w:sz w:val="24"/>
-          <w:szCs w:val="24"/>
-          <w:shd w:val="clear" w:color="auto" w:fill="auto"/>
-          <w14:ligatures w14:val="standardContextual"/>
-        </w:rPr>
-      </w:pPr>
-      <w:hyperlink w:anchor="_Toc243434737" w:history="1">
-        <w:r>
-          <w:rPr>
-            <w:rStyle w:val="Hyperlink"/>
-            <w:noProof/>
-            <w:lang w:val="es-CO"/>
-          </w:rPr>
-          <w:t>Lista de Frecuencias</w:t>
-        </w:r>
-        <w:r>
-          <w:rPr>
-            <w:noProof/>
-            <w:webHidden/>
-          </w:rPr>
-          <w:tab/>
-        </w:r>
-        <w:r>
-          <w:rPr>
-            <w:noProof/>
-            <w:webHidden/>
-          </w:rPr>
-          <w:fldChar w:fldCharType="begin"/>
-        </w:r>
-        <w:r>
-          <w:rPr>
-            <w:noProof/>
-            <w:webHidden/>
-          </w:rPr>
-          <w:instrText xml:space="preserve"> PAGEREF _Toc243434737 \h </w:instrText>
-        </w:r>
-        <w:r>
-          <w:rPr>
-            <w:noProof/>
-            <w:webHidden/>
-          </w:rPr>
-        </w:r>
-        <w:r>
-          <w:rPr>
-            <w:noProof/>
-            <w:webHidden/>
-          </w:rPr>
-          <w:fldChar w:fldCharType="separate"/>
-        </w:r>
-        <w:r>
-          <w:rPr>
-            <w:noProof/>
-            <w:webHidden/>
-          </w:rPr>
-          <w:t>3</w:t>
-        </w:r>
-        <w:r>
-          <w:rPr>
-            <w:noProof/>
-            <w:webHidden/>
-          </w:rPr>
-          <w:fldChar w:fldCharType="end"/>
-        </w:r>
-      </w:hyperlink>
-    </w:p>
-    <w:p>
-      <w:pPr>
-        <w:pStyle w:val="TOC1"/>
-        <w:tabs>
-          <w:tab w:val="right" w:leader="dot" w:pos="9350"/>
-        </w:tabs>
-        <w:rPr>
-          <w:rFonts w:asciiTheme="minorHAnsi" w:eastAsiaTheme="minorEastAsia" w:hAnsiTheme="minorHAnsi" w:cstheme="minorBidi"/>
-          <w:noProof/>
-          <w:kern w:val="2"/>
-          <w:sz w:val="24"/>
-          <w:szCs w:val="24"/>
-          <w:shd w:val="clear" w:color="auto" w:fill="auto"/>
-          <w14:ligatures w14:val="standardContextual"/>
-        </w:rPr>
-      </w:pPr>
-      <w:hyperlink w:anchor="_Toc243434738" w:history="1">
-        <w:r>
-          <w:rPr>
-            <w:rStyle w:val="Hyperlink"/>
-            <w:noProof/>
-            <w:lang w:val="es-CO"/>
-          </w:rPr>
-          <w:t>Fundamentación Teórica</w:t>
-        </w:r>
-        <w:r>
-          <w:rPr>
-            <w:noProof/>
-            <w:webHidden/>
-          </w:rPr>
-          <w:tab/>
-        </w:r>
-        <w:r>
-          <w:rPr>
-            <w:noProof/>
-            <w:webHidden/>
-          </w:rPr>
-          <w:fldChar w:fldCharType="begin"/>
-        </w:r>
-        <w:r>
-          <w:rPr>
-            <w:noProof/>
-            <w:webHidden/>
-          </w:rPr>
-          <w:instrText xml:space="preserve"> PAGEREF _Toc243434738 \h </w:instrText>
-        </w:r>
-        <w:r>
-          <w:rPr>
-            <w:noProof/>
-            <w:webHidden/>
-          </w:rPr>
-        </w:r>
-        <w:r>
-          <w:rPr>
-            <w:noProof/>
-            <w:webHidden/>
-          </w:rPr>
-          <w:fldChar w:fldCharType="separate"/>
-        </w:r>
-        <w:r>
-          <w:rPr>
-            <w:noProof/>
-            <w:webHidden/>
-          </w:rPr>
-          <w:t>3</w:t>
-        </w:r>
-        <w:r>
-          <w:rPr>
-            <w:noProof/>
-            <w:webHidden/>
-          </w:rPr>
-          <w:fldChar w:fldCharType="end"/>
-        </w:r>
-      </w:hyperlink>
-    </w:p>
-    <w:p>
-      <w:pPr>
-        <w:pStyle w:val="TOC2"/>
-        <w:tabs>
-          <w:tab w:val="right" w:leader="dot" w:pos="9350"/>
-        </w:tabs>
-        <w:rPr>
-          <w:rFonts w:asciiTheme="minorHAnsi" w:eastAsiaTheme="minorEastAsia" w:hAnsiTheme="minorHAnsi" w:cstheme="minorBidi"/>
-          <w:noProof/>
-          <w:kern w:val="2"/>
-          <w:sz w:val="24"/>
-          <w:szCs w:val="24"/>
-          <w:shd w:val="clear" w:color="auto" w:fill="auto"/>
-          <w14:ligatures w14:val="standardContextual"/>
-        </w:rPr>
-      </w:pPr>
-      <w:hyperlink w:anchor="_Toc243434739" w:history="1">
-        <w:r>
-          <w:rPr>
-            <w:rStyle w:val="Hyperlink"/>
-            <w:noProof/>
-            <w:lang w:val="es-CO"/>
-          </w:rPr>
-          <w:t>Counting Sort</w:t>
-        </w:r>
-        <w:r>
-          <w:rPr>
-            <w:noProof/>
-            <w:webHidden/>
-          </w:rPr>
-          <w:tab/>
-        </w:r>
-        <w:r>
-          <w:rPr>
-            <w:noProof/>
-            <w:webHidden/>
-          </w:rPr>
-          <w:fldChar w:fldCharType="begin"/>
-        </w:r>
-        <w:r>
-          <w:rPr>
-            <w:noProof/>
-            <w:webHidden/>
-          </w:rPr>
-          <w:instrText xml:space="preserve"> PAGEREF _Toc243434739 \h </w:instrText>
-        </w:r>
-        <w:r>
-          <w:rPr>
-            <w:noProof/>
-            <w:webHidden/>
-          </w:rPr>
-        </w:r>
-        <w:r>
-          <w:rPr>
-            <w:noProof/>
-            <w:webHidden/>
-          </w:rPr>
-          <w:fldChar w:fldCharType="separate"/>
-        </w:r>
-        <w:r>
-          <w:rPr>
-            <w:noProof/>
-            <w:webHidden/>
-          </w:rPr>
-          <w:t>4</w:t>
-        </w:r>
-        <w:r>
-          <w:rPr>
-            <w:noProof/>
-            <w:webHidden/>
-          </w:rPr>
-          <w:fldChar w:fldCharType="end"/>
-        </w:r>
-      </w:hyperlink>
-    </w:p>
-    <w:p>
-      <w:pPr>
-        <w:pStyle w:val="TOC2"/>
-        <w:tabs>
-          <w:tab w:val="right" w:leader="dot" w:pos="9350"/>
-        </w:tabs>
-        <w:rPr>
-          <w:rFonts w:asciiTheme="minorHAnsi" w:eastAsiaTheme="minorEastAsia" w:hAnsiTheme="minorHAnsi" w:cstheme="minorBidi"/>
-          <w:noProof/>
-          <w:kern w:val="2"/>
-          <w:sz w:val="24"/>
-          <w:szCs w:val="24"/>
-          <w:shd w:val="clear" w:color="auto" w:fill="auto"/>
-          <w14:ligatures w14:val="standardContextual"/>
-        </w:rPr>
-      </w:pPr>
-      <w:hyperlink w:anchor="_Toc243434740" w:history="1">
-        <w:r>
-          <w:rPr>
-            <w:rStyle w:val="Hyperlink"/>
-            <w:noProof/>
-            <w:lang w:val="es-CO"/>
-          </w:rPr>
-          <w:t>Radix Sort</w:t>
-        </w:r>
-        <w:r>
-          <w:rPr>
-            <w:noProof/>
-            <w:webHidden/>
-          </w:rPr>
-          <w:tab/>
-        </w:r>
-        <w:r>
-          <w:rPr>
-            <w:noProof/>
-            <w:webHidden/>
-          </w:rPr>
-          <w:fldChar w:fldCharType="begin"/>
-        </w:r>
-        <w:r>
-          <w:rPr>
-            <w:noProof/>
-            <w:webHidden/>
-          </w:rPr>
-          <w:instrText xml:space="preserve"> PAGEREF _Toc243434740 \h </w:instrText>
-        </w:r>
-        <w:r>
-          <w:rPr>
-            <w:noProof/>
-            <w:webHidden/>
-          </w:rPr>
-        </w:r>
-        <w:r>
-          <w:rPr>
-            <w:noProof/>
-            <w:webHidden/>
-          </w:rPr>
-          <w:fldChar w:fldCharType="separate"/>
-        </w:r>
-        <w:r>
-          <w:rPr>
-            <w:noProof/>
-            <w:webHidden/>
-          </w:rPr>
-          <w:t>5</w:t>
-        </w:r>
-        <w:r>
-          <w:rPr>
-            <w:noProof/>
-            <w:webHidden/>
-          </w:rPr>
-          <w:fldChar w:fldCharType="end"/>
-        </w:r>
-      </w:hyperlink>
-    </w:p>
-    <w:p>
-      <w:pPr>
-        <w:pStyle w:val="TOC2"/>
-        <w:tabs>
-          <w:tab w:val="right" w:leader="dot" w:pos="9350"/>
-        </w:tabs>
-        <w:rPr>
-          <w:rFonts w:asciiTheme="minorHAnsi" w:eastAsiaTheme="minorEastAsia" w:hAnsiTheme="minorHAnsi" w:cstheme="minorBidi"/>
-          <w:noProof/>
-          <w:kern w:val="2"/>
-          <w:sz w:val="24"/>
-          <w:szCs w:val="24"/>
-          <w:shd w:val="clear" w:color="auto" w:fill="auto"/>
-          <w14:ligatures w14:val="standardContextual"/>
-        </w:rPr>
-      </w:pPr>
-      <w:hyperlink w:anchor="_Toc243434741" w:history="1">
-        <w:r>
-          <w:rPr>
-            <w:rStyle w:val="Hyperlink"/>
-            <w:noProof/>
-            <w:lang w:val="es-CO"/>
-          </w:rPr>
-          <w:t>Bucket Sort</w:t>
-        </w:r>
-        <w:r>
-          <w:rPr>
-            <w:noProof/>
-            <w:webHidden/>
-          </w:rPr>
-          <w:tab/>
-        </w:r>
-        <w:r>
-          <w:rPr>
-            <w:noProof/>
-            <w:webHidden/>
-          </w:rPr>
-          <w:fldChar w:fldCharType="begin"/>
-        </w:r>
-        <w:r>
-          <w:rPr>
-            <w:noProof/>
-            <w:webHidden/>
-          </w:rPr>
-          <w:instrText xml:space="preserve"> PAGEREF _Toc243434741 \h </w:instrText>
-        </w:r>
-        <w:r>
-          <w:rPr>
-            <w:noProof/>
-            <w:webHidden/>
-          </w:rPr>
-        </w:r>
-        <w:r>
-          <w:rPr>
-            <w:noProof/>
-            <w:webHidden/>
-          </w:rPr>
-          <w:fldChar w:fldCharType="separate"/>
-        </w:r>
-        <w:r>
-          <w:rPr>
-            <w:noProof/>
-            <w:webHidden/>
-          </w:rPr>
-          <w:t>5</w:t>
-        </w:r>
-        <w:r>
-          <w:rPr>
-            <w:noProof/>
-            <w:webHidden/>
-          </w:rPr>
-          <w:fldChar w:fldCharType="end"/>
-        </w:r>
-      </w:hyperlink>
-    </w:p>
-    <w:p>
-      <w:pPr>
-        <w:pStyle w:val="TOC2"/>
-        <w:tabs>
-          <w:tab w:val="right" w:leader="dot" w:pos="9350"/>
-        </w:tabs>
-        <w:rPr>
-          <w:rFonts w:asciiTheme="minorHAnsi" w:eastAsiaTheme="minorEastAsia" w:hAnsiTheme="minorHAnsi" w:cstheme="minorBidi"/>
-          <w:noProof/>
-          <w:kern w:val="2"/>
-          <w:sz w:val="24"/>
-          <w:szCs w:val="24"/>
-          <w:shd w:val="clear" w:color="auto" w:fill="auto"/>
-          <w14:ligatures w14:val="standardContextual"/>
-        </w:rPr>
-      </w:pPr>
-      <w:hyperlink w:anchor="_Toc243434742" w:history="1">
-        <w:r>
-          <w:rPr>
-            <w:rStyle w:val="Hyperlink"/>
-            <w:noProof/>
-            <w:lang w:val="es-CO"/>
-          </w:rPr>
-          <w:t>Síntesis de Complejidad</w:t>
-        </w:r>
-        <w:r>
-          <w:rPr>
-            <w:noProof/>
-            <w:webHidden/>
-          </w:rPr>
-          <w:tab/>
-        </w:r>
-        <w:r>
-          <w:rPr>
-            <w:noProof/>
-            <w:webHidden/>
-          </w:rPr>
-          <w:fldChar w:fldCharType="begin"/>
-        </w:r>
-        <w:r>
-          <w:rPr>
-            <w:noProof/>
-            <w:webHidden/>
-          </w:rPr>
-          <w:instrText xml:space="preserve"> PAGEREF _Toc243434742 \h </w:instrText>
-        </w:r>
-        <w:r>
-          <w:rPr>
-            <w:noProof/>
-            <w:webHidden/>
-          </w:rPr>
-        </w:r>
-        <w:r>
-          <w:rPr>
-            <w:noProof/>
-            <w:webHidden/>
-          </w:rPr>
-          <w:fldChar w:fldCharType="separate"/>
-        </w:r>
-        <w:r>
-          <w:rPr>
-            <w:noProof/>
-            <w:webHidden/>
-          </w:rPr>
-          <w:t>7</w:t>
-        </w:r>
-        <w:r>
-          <w:rPr>
-            <w:noProof/>
-            <w:webHidden/>
-          </w:rPr>
-          <w:fldChar w:fldCharType="end"/>
-        </w:r>
-      </w:hyperlink>
-    </w:p>
-    <w:p>
-      <w:pPr>
-        <w:pStyle w:val="TOC1"/>
-        <w:tabs>
-          <w:tab w:val="right" w:leader="dot" w:pos="9350"/>
-        </w:tabs>
-        <w:rPr>
-          <w:rFonts w:asciiTheme="minorHAnsi" w:eastAsiaTheme="minorEastAsia" w:hAnsiTheme="minorHAnsi" w:cstheme="minorBidi"/>
-          <w:noProof/>
-          <w:kern w:val="2"/>
-          <w:sz w:val="24"/>
-          <w:szCs w:val="24"/>
-          <w:shd w:val="clear" w:color="auto" w:fill="auto"/>
-          <w14:ligatures w14:val="standardContextual"/>
-        </w:rPr>
-      </w:pPr>
-      <w:hyperlink w:anchor="_Toc243434743" w:history="1">
-        <w:r>
-          <w:rPr>
-            <w:rStyle w:val="Hyperlink"/>
-            <w:noProof/>
-            <w:lang w:val="es-CO"/>
-          </w:rPr>
-          <w:t>Medición Empírica</w:t>
-        </w:r>
-        <w:r>
-          <w:rPr>
-            <w:noProof/>
-            <w:webHidden/>
-          </w:rPr>
-          <w:tab/>
-        </w:r>
-        <w:r>
-          <w:rPr>
-            <w:noProof/>
-            <w:webHidden/>
-          </w:rPr>
-          <w:fldChar w:fldCharType="begin"/>
-        </w:r>
-        <w:r>
-          <w:rPr>
-            <w:noProof/>
-            <w:webHidden/>
-          </w:rPr>
-          <w:instrText xml:space="preserve"> PAGEREF _Toc243434743 \h </w:instrText>
-        </w:r>
-        <w:r>
-          <w:rPr>
-            <w:noProof/>
-            <w:webHidden/>
-          </w:rPr>
-        </w:r>
-        <w:r>
-          <w:rPr>
-            <w:noProof/>
-            <w:webHidden/>
-          </w:rPr>
-          <w:fldChar w:fldCharType="separate"/>
-        </w:r>
-        <w:r>
-          <w:rPr>
-            <w:noProof/>
-            <w:webHidden/>
-          </w:rPr>
-          <w:t>7</w:t>
-        </w:r>
-        <w:r>
-          <w:rPr>
-            <w:noProof/>
-            <w:webHidden/>
-          </w:rPr>
-          <w:fldChar w:fldCharType="end"/>
-        </w:r>
-      </w:hyperlink>
-    </w:p>
-    <w:p>
-      <w:pPr>
-        <w:pStyle w:val="TOC1"/>
-        <w:tabs>
-          <w:tab w:val="right" w:leader="dot" w:pos="9350"/>
-        </w:tabs>
-        <w:rPr>
-          <w:rFonts w:asciiTheme="minorHAnsi" w:eastAsiaTheme="minorEastAsia" w:hAnsiTheme="minorHAnsi" w:cstheme="minorBidi"/>
-          <w:noProof/>
-          <w:kern w:val="2"/>
-          <w:sz w:val="24"/>
-          <w:szCs w:val="24"/>
-          <w:shd w:val="clear" w:color="auto" w:fill="auto"/>
-          <w14:ligatures w14:val="standardContextual"/>
-        </w:rPr>
-      </w:pPr>
-      <w:hyperlink w:anchor="_Toc243434744" w:history="1">
-        <w:r>
-          <w:rPr>
-            <w:rStyle w:val="Hyperlink"/>
-            <w:noProof/>
-            <w:lang w:val="es-CO"/>
-          </w:rPr>
-          <w:t>Validación de Resultados</w:t>
-        </w:r>
-        <w:r>
-          <w:rPr>
-            <w:noProof/>
-            <w:webHidden/>
-          </w:rPr>
-          <w:tab/>
-        </w:r>
-        <w:r>
-          <w:rPr>
-            <w:noProof/>
-            <w:webHidden/>
-          </w:rPr>
-          <w:fldChar w:fldCharType="begin"/>
-        </w:r>
-        <w:r>
-          <w:rPr>
-            <w:noProof/>
-            <w:webHidden/>
-          </w:rPr>
-          <w:instrText xml:space="preserve"> PAGEREF _Toc243434744 \h </w:instrText>
-        </w:r>
-        <w:r>
-          <w:rPr>
-            <w:noProof/>
-            <w:webHidden/>
-          </w:rPr>
-        </w:r>
-        <w:r>
-          <w:rPr>
-            <w:noProof/>
-            <w:webHidden/>
-          </w:rPr>
-          <w:fldChar w:fldCharType="separate"/>
-        </w:r>
-        <w:r>
-          <w:rPr>
-            <w:noProof/>
-            <w:webHidden/>
-          </w:rPr>
-          <w:t>9</w:t>
-        </w:r>
-        <w:r>
-          <w:rPr>
-            <w:noProof/>
-            <w:webHidden/>
-          </w:rPr>
-          <w:fldChar w:fldCharType="end"/>
-        </w:r>
-      </w:hyperlink>
-    </w:p>
-    <w:p>
-      <w:pPr>
-        <w:pStyle w:val="TOC1"/>
-        <w:tabs>
-          <w:tab w:val="right" w:leader="dot" w:pos="9350"/>
-        </w:tabs>
-        <w:rPr>
-          <w:rFonts w:asciiTheme="minorHAnsi" w:eastAsiaTheme="minorEastAsia" w:hAnsiTheme="minorHAnsi" w:cstheme="minorBidi"/>
-          <w:noProof/>
-          <w:kern w:val="2"/>
-          <w:sz w:val="24"/>
-          <w:szCs w:val="24"/>
-          <w:shd w:val="clear" w:color="auto" w:fill="auto"/>
-          <w14:ligatures w14:val="standardContextual"/>
-        </w:rPr>
-      </w:pPr>
-      <w:hyperlink w:anchor="_Toc243434745" w:history="1">
-        <w:r>
-          <w:rPr>
-            <w:rStyle w:val="Hyperlink"/>
-            <w:noProof/>
-            <w:lang w:val="es-CO"/>
-          </w:rPr>
-          <w:t>Conclusiones</w:t>
-        </w:r>
-        <w:r>
-          <w:rPr>
-            <w:noProof/>
-            <w:webHidden/>
-          </w:rPr>
-          <w:tab/>
-        </w:r>
-        <w:r>
-          <w:rPr>
-            <w:noProof/>
-            <w:webHidden/>
-          </w:rPr>
-          <w:fldChar w:fldCharType="begin"/>
-        </w:r>
-        <w:r>
-          <w:rPr>
-            <w:noProof/>
-            <w:webHidden/>
-          </w:rPr>
-          <w:instrText xml:space="preserve"> PAGEREF _Toc243434745 \h </w:instrText>
-        </w:r>
-        <w:r>
-          <w:rPr>
-            <w:noProof/>
-            <w:webHidden/>
-          </w:rPr>
-        </w:r>
-        <w:r>
-          <w:rPr>
-            <w:noProof/>
-            <w:webHidden/>
-          </w:rPr>
-          <w:fldChar w:fldCharType="separate"/>
-        </w:r>
-        <w:r>
-          <w:rPr>
-            <w:noProof/>
-            <w:webHidden/>
-          </w:rPr>
-          <w:t>10</w:t>
-        </w:r>
-        <w:r>
-          <w:rPr>
-            <w:noProof/>
-            <w:webHidden/>
-          </w:rPr>
-          <w:fldChar w:fldCharType="end"/>
-        </w:r>
-      </w:hyperlink>
-    </w:p>
-    <w:p>
-      <w:pPr>
-        <w:pStyle w:val="TOC1"/>
-        <w:tabs>
-          <w:tab w:val="right" w:leader="dot" w:pos="9350"/>
-        </w:tabs>
-        <w:rPr>
-          <w:rFonts w:asciiTheme="minorHAnsi" w:eastAsiaTheme="minorEastAsia" w:hAnsiTheme="minorHAnsi" w:cstheme="minorBidi"/>
-          <w:noProof/>
-          <w:kern w:val="2"/>
-          <w:sz w:val="24"/>
-          <w:szCs w:val="24"/>
-          <w:shd w:val="clear" w:color="auto" w:fill="auto"/>
-          <w14:ligatures w14:val="standardContextual"/>
-        </w:rPr>
-      </w:pPr>
-      <w:hyperlink w:anchor="_Toc243434746" w:history="1">
-        <w:r>
-          <w:rPr>
-            <w:rStyle w:val="Hyperlink"/>
-            <w:noProof/>
-          </w:rPr>
-          <w:t>Referencias</w:t>
-        </w:r>
-        <w:r>
-          <w:rPr>
-            <w:noProof/>
-            <w:webHidden/>
-          </w:rPr>
-          <w:tab/>
-        </w:r>
-        <w:r>
-          <w:rPr>
-            <w:noProof/>
-            <w:webHidden/>
-          </w:rPr>
-          <w:fldChar w:fldCharType="begin"/>
-        </w:r>
-        <w:r>
-          <w:rPr>
-            <w:noProof/>
-            <w:webHidden/>
-          </w:rPr>
-          <w:instrText xml:space="preserve"> PAGEREF _Toc243434746 \h </w:instrText>
-        </w:r>
-        <w:r>
-          <w:rPr>
-            <w:noProof/>
-            <w:webHidden/>
-          </w:rPr>
-        </w:r>
-        <w:r>
-          <w:rPr>
-            <w:noProof/>
-            <w:webHidden/>
-          </w:rPr>
-          <w:fldChar w:fldCharType="separate"/>
-        </w:r>
-        <w:r>
-          <w:rPr>
-            <w:noProof/>
-            <w:webHidden/>
-          </w:rPr>
-          <w:t>11</w:t>
-        </w:r>
-        <w:r>
-          <w:rPr>
-            <w:noProof/>
-            <w:webHidden/>
-          </w:rPr>
-          <w:fldChar w:fldCharType="end"/>
-        </w:r>
-      </w:hyperlink>
-    </w:p>
-    <w:p>
-      <w:pPr>
-        <w:pStyle w:val="TOC1"/>
-        <w:tabs>
-          <w:tab w:val="right" w:leader="dot" w:pos="9350"/>
-        </w:tabs>
-        <w:rPr>
-          <w:rFonts w:asciiTheme="minorHAnsi" w:eastAsiaTheme="minorEastAsia" w:hAnsiTheme="minorHAnsi" w:cstheme="minorBidi"/>
-          <w:noProof/>
-          <w:kern w:val="2"/>
-          <w:sz w:val="24"/>
-          <w:szCs w:val="24"/>
-          <w:shd w:val="clear" w:color="auto" w:fill="auto"/>
-          <w14:ligatures w14:val="standardContextual"/>
-        </w:rPr>
-      </w:pPr>
-      <w:hyperlink w:anchor="_Toc243434747" w:history="1">
-        <w:r>
-          <w:rPr>
-            <w:rStyle w:val="Hyperlink"/>
-            <w:noProof/>
-            <w:lang w:val="es-CO"/>
-          </w:rPr>
-          <w:t>Anexo A. Repositorio y código fuente</w:t>
-        </w:r>
-        <w:r>
-          <w:rPr>
-            <w:noProof/>
-            <w:webHidden/>
-          </w:rPr>
-          <w:tab/>
-        </w:r>
-        <w:r>
-          <w:rPr>
-            <w:noProof/>
-            <w:webHidden/>
-          </w:rPr>
-          <w:fldChar w:fldCharType="begin"/>
-        </w:r>
-        <w:r>
-          <w:rPr>
-            <w:noProof/>
-            <w:webHidden/>
-          </w:rPr>
-          <w:instrText xml:space="preserve"> PAGEREF _Toc243434747 \h </w:instrText>
-        </w:r>
-        <w:r>
-          <w:rPr>
-            <w:noProof/>
-            <w:webHidden/>
-          </w:rPr>
-        </w:r>
-        <w:r>
-          <w:rPr>
-            <w:noProof/>
-            <w:webHidden/>
-          </w:rPr>
-          <w:fldChar w:fldCharType="separate"/>
-        </w:r>
-        <w:r>
-          <w:rPr>
-            <w:noProof/>
-            <w:webHidden/>
-          </w:rPr>
-          <w:t>12</w:t>
-        </w:r>
-        <w:r>
-          <w:rPr>
-            <w:noProof/>
-            <w:webHidden/>
-          </w:rPr>
-          <w:fldChar w:fldCharType="end"/>
-        </w:r>
-      </w:hyperlink>
-    </w:p>
-    <w:p>
-      <w:pPr>
-        <w:spacing w:line="360" w:lineRule="auto"/>
-        <w:ind w:firstLine="0"/>
-      </w:pPr>
-      <w:r>
-        <w:fldChar w:fldCharType="end"/>
-      </w:r>
-    </w:p>
-    <w:p>
-      <w:pPr>
-        <w:tabs>
-          <w:tab w:val="clear" w:pos="3068"/>
-        </w:tabs>
-        <w:spacing w:after="160" w:line="259" w:lineRule="auto"/>
-        <w:ind w:firstLine="0"/>
-      </w:pPr>
       <w:r>
         <w:br w:type="page"/>
       </w:r>
@@ -1587,8 +625,8 @@
           <w:lang w:val="es-ES"/>
         </w:rPr>
       </w:pPr>
-      <w:bookmarkStart w:id="2" w:name="_Toc900103"/>
-      <w:bookmarkStart w:id="3" w:name="_Toc243434737"/>
+      <w:bookmarkStart w:id="0" w:name="_Toc900103"/>
+      <w:bookmarkStart w:id="1" w:name="_Toc243750364"/>
       <w:r>
         <w:rPr>
           <w:lang w:val="es-CO"/>
@@ -1608,8 +646,8 @@
         </w:rPr>
         <w:t>recuencias</w:t>
       </w:r>
-      <w:bookmarkEnd w:id="2"/>
-      <w:bookmarkEnd w:id="3"/>
+      <w:bookmarkEnd w:id="0"/>
+      <w:bookmarkEnd w:id="1"/>
     </w:p>
     <w:p>
       <w:pPr>
@@ -2123,8 +1161,8 @@
         <w:keepNext/>
         <w:spacing w:line="360" w:lineRule="auto"/>
       </w:pPr>
-      <w:bookmarkStart w:id="4" w:name="_Toc900104"/>
-      <w:bookmarkStart w:id="5" w:name="_Toc243434738"/>
+      <w:bookmarkStart w:id="2" w:name="_Toc900104"/>
+      <w:bookmarkStart w:id="3" w:name="_Toc243750365"/>
       <w:r>
         <w:rPr>
           <w:lang w:val="es-CO"/>
@@ -2143,8 +1181,8 @@
         </w:rPr>
         <w:t>eórica</w:t>
       </w:r>
-      <w:bookmarkEnd w:id="4"/>
-      <w:bookmarkEnd w:id="5"/>
+      <w:bookmarkEnd w:id="2"/>
+      <w:bookmarkEnd w:id="3"/>
     </w:p>
     <w:p>
       <w:pPr>
@@ -2320,16 +1358,16 @@
           <w:lang w:val="es-ES"/>
         </w:rPr>
       </w:pPr>
-      <w:bookmarkStart w:id="6" w:name="_Toc900105"/>
-      <w:bookmarkStart w:id="7" w:name="_Toc243434739"/>
+      <w:bookmarkStart w:id="4" w:name="_Toc900105"/>
+      <w:bookmarkStart w:id="5" w:name="_Toc243750366"/>
       <w:r>
         <w:rPr>
           <w:lang w:val="es-CO"/>
         </w:rPr>
         <w:t>Counting Sort</w:t>
       </w:r>
-      <w:bookmarkEnd w:id="6"/>
-      <w:bookmarkEnd w:id="7"/>
+      <w:bookmarkEnd w:id="4"/>
+      <w:bookmarkEnd w:id="5"/>
     </w:p>
     <w:p>
       <w:pPr>
@@ -3420,8 +2458,8 @@
           <w:lang w:val="es-ES"/>
         </w:rPr>
       </w:pPr>
-      <w:bookmarkStart w:id="8" w:name="_Toc900106"/>
-      <w:bookmarkStart w:id="9" w:name="_Toc243434740"/>
+      <w:bookmarkStart w:id="6" w:name="_Toc900106"/>
+      <w:bookmarkStart w:id="7" w:name="_Toc243750367"/>
       <w:r>
         <w:rPr>
           <w:lang w:val="es-CO"/>
@@ -3429,8 +2467,8 @@
         <w:lastRenderedPageBreak/>
         <w:t>Radix Sort</w:t>
       </w:r>
-      <w:bookmarkEnd w:id="8"/>
-      <w:bookmarkEnd w:id="9"/>
+      <w:bookmarkEnd w:id="6"/>
+      <w:bookmarkEnd w:id="7"/>
     </w:p>
     <w:p>
       <w:pPr>
@@ -4758,16 +3796,16 @@
           <w:lang w:val="es-ES"/>
         </w:rPr>
       </w:pPr>
-      <w:bookmarkStart w:id="10" w:name="_Toc900107"/>
-      <w:bookmarkStart w:id="11" w:name="_Toc243434741"/>
+      <w:bookmarkStart w:id="8" w:name="_Toc900107"/>
+      <w:bookmarkStart w:id="9" w:name="_Toc243750368"/>
       <w:r>
         <w:rPr>
           <w:lang w:val="es-CO"/>
         </w:rPr>
         <w:t>Bucket Sort</w:t>
       </w:r>
-      <w:bookmarkEnd w:id="10"/>
-      <w:bookmarkEnd w:id="11"/>
+      <w:bookmarkEnd w:id="8"/>
+      <w:bookmarkEnd w:id="9"/>
     </w:p>
     <w:p>
       <w:pPr>
@@ -6363,22 +5401,22 @@
           <w:lang w:val="es-ES"/>
         </w:rPr>
       </w:pPr>
-      <w:bookmarkStart w:id="12" w:name="_Toc900108"/>
-      <w:bookmarkStart w:id="13" w:name="_Toc243434742"/>
+      <w:bookmarkStart w:id="10" w:name="_Toc900108"/>
+      <w:bookmarkStart w:id="11" w:name="_Toc243750369"/>
       <w:r>
         <w:rPr>
           <w:lang w:val="es-CO"/>
         </w:rPr>
         <w:t>Síntesis</w:t>
       </w:r>
-      <w:bookmarkEnd w:id="12"/>
+      <w:bookmarkEnd w:id="10"/>
       <w:r>
         <w:rPr>
           <w:lang w:val="es-CO"/>
         </w:rPr>
         <w:t xml:space="preserve"> de Complejidad</w:t>
       </w:r>
-      <w:bookmarkEnd w:id="13"/>
+      <w:bookmarkEnd w:id="11"/>
     </w:p>
     <w:p>
       <w:pPr>
@@ -7584,11 +6622,33 @@
     </w:tbl>
     <w:p>
       <w:pPr>
-        <w:spacing w:after="120" w:line="240" w:lineRule="auto"/>
+        <w:spacing w:before="80" w:after="240" w:line="240" w:lineRule="auto"/>
+        <w:ind w:firstLine="0"/>
+        <w:jc w:val="both"/>
         <w:rPr>
           <w:lang w:val="es-ES"/>
         </w:rPr>
       </w:pPr>
+      <w:r>
+        <w:rPr>
+          <w:rFonts w:asciiTheme="minorHAnsi" w:hAnsiTheme="minorHAnsi" w:cstheme="minorHAnsi"/>
+          <w:i/>
+          <w:iCs/>
+          <w:sz w:val="20"/>
+          <w:szCs w:val="20"/>
+          <w:lang w:val="es-CO"/>
+        </w:rPr>
+        <w:t xml:space="preserve">Nota. </w:t>
+      </w:r>
+      <w:r>
+        <w:rPr>
+          <w:rFonts w:asciiTheme="minorHAnsi" w:hAnsiTheme="minorHAnsi" w:cstheme="minorHAnsi"/>
+          <w:sz w:val="20"/>
+          <w:szCs w:val="20"/>
+          <w:lang w:val="es-CO"/>
+        </w:rPr>
+        <w:t>Elaboración propia.</w:t>
+      </w:r>
     </w:p>
     <w:p>
       <w:pPr>
@@ -7655,8 +6715,8 @@
           <w:lang w:val="es-ES"/>
         </w:rPr>
       </w:pPr>
-      <w:bookmarkStart w:id="14" w:name="_Toc900109"/>
-      <w:bookmarkStart w:id="15" w:name="_Toc243434743"/>
+      <w:bookmarkStart w:id="12" w:name="_Toc900109"/>
+      <w:bookmarkStart w:id="13" w:name="_Toc243750370"/>
       <w:r>
         <w:rPr>
           <w:lang w:val="es-CO"/>
@@ -7675,8 +6735,8 @@
         </w:rPr>
         <w:t>mpírica</w:t>
       </w:r>
-      <w:bookmarkEnd w:id="14"/>
-      <w:bookmarkEnd w:id="15"/>
+      <w:bookmarkEnd w:id="12"/>
+      <w:bookmarkEnd w:id="13"/>
     </w:p>
     <w:p>
       <w:pPr>
@@ -7723,15 +6783,8 @@
           <w:rFonts w:asciiTheme="minorHAnsi" w:hAnsiTheme="minorHAnsi" w:cstheme="minorHAnsi"/>
           <w:lang w:val="es-CO"/>
         </w:rPr>
-        <w:t xml:space="preserve">Asimismo, el experimento se repitió en tres procesos independientes de la máquina virtual, rotando el orden de los algoritmos para no favorecer a ninguno: counting, radix, bucket en el primero; </w:t>
-      </w:r>
-      <w:r>
-        <w:rPr>
-          <w:rFonts w:asciiTheme="minorHAnsi" w:hAnsiTheme="minorHAnsi" w:cstheme="minorHAnsi"/>
-          <w:lang w:val="es-CO"/>
-        </w:rPr>
         <w:lastRenderedPageBreak/>
-        <w:t>radix, bucket, counting en el segundo; y bucket, counting, radix en el tercero. En cada corrida la salida completa se comparó con la primera, y las 900 salidas medidas coincidieron. La medición se realizó en un procesador Intel Core i9-12900H con Java 25, sin aislar la máquina de otras tareas. La Tabla 6 presenta la mediana, el mínimo y el máximo de cada algoritmo, y la Figura 1 representa las medianas.</w:t>
+        <w:t>Asimismo, el experimento se repitió en tres procesos independientes de la máquina virtual, rotando el orden de los algoritmos para no favorecer a ninguno: counting, radix, bucket en el primero; radix, bucket, counting en el segundo; y bucket, counting, radix en el tercero. En cada corrida la salida completa se comparó con la primera, y las 900 salidas medidas coincidieron. La medición se realizó en un procesador Intel Core i9-12900H con Java 25, sin aislar la máquina de otras tareas. La Tabla 6 presenta la mediana, el mínimo y el máximo de cada algoritmo, y la Figura 1 representa las medianas.</w:t>
       </w:r>
     </w:p>
     <w:p>
@@ -9720,8 +8773,8 @@
           <w:lang w:val="es-ES"/>
         </w:rPr>
       </w:pPr>
-      <w:bookmarkStart w:id="16" w:name="_Toc900110"/>
-      <w:bookmarkStart w:id="17" w:name="_Toc243434744"/>
+      <w:bookmarkStart w:id="14" w:name="_Toc900110"/>
+      <w:bookmarkStart w:id="15" w:name="_Toc243750371"/>
       <w:r>
         <w:rPr>
           <w:lang w:val="es-CO"/>
@@ -9740,8 +8793,8 @@
         </w:rPr>
         <w:t>esultados</w:t>
       </w:r>
-      <w:bookmarkEnd w:id="16"/>
-      <w:bookmarkEnd w:id="17"/>
+      <w:bookmarkEnd w:id="14"/>
+      <w:bookmarkEnd w:id="15"/>
     </w:p>
     <w:p>
       <w:pPr>
@@ -12687,16 +11740,16 @@
           <w:lang w:val="es-ES"/>
         </w:rPr>
       </w:pPr>
-      <w:bookmarkStart w:id="18" w:name="_Toc900111"/>
-      <w:bookmarkStart w:id="19" w:name="_Toc243434745"/>
+      <w:bookmarkStart w:id="16" w:name="_Toc900111"/>
+      <w:bookmarkStart w:id="17" w:name="_Toc243750372"/>
       <w:r>
         <w:rPr>
           <w:lang w:val="es-CO"/>
         </w:rPr>
         <w:t>Conclusiones</w:t>
       </w:r>
-      <w:bookmarkEnd w:id="18"/>
-      <w:bookmarkEnd w:id="19"/>
+      <w:bookmarkEnd w:id="16"/>
+      <w:bookmarkEnd w:id="17"/>
     </w:p>
     <w:p>
       <w:pPr>
@@ -13003,14 +12056,14 @@
         <w:pageBreakBefore/>
         <w:spacing w:line="360" w:lineRule="auto"/>
       </w:pPr>
-      <w:bookmarkStart w:id="20" w:name="_Toc900112"/>
-      <w:bookmarkStart w:id="21" w:name="_Toc243434746"/>
+      <w:bookmarkStart w:id="18" w:name="_Toc900112"/>
+      <w:bookmarkStart w:id="19" w:name="_Toc243750373"/>
       <w:r>
         <w:lastRenderedPageBreak/>
         <w:t>Referencias</w:t>
       </w:r>
-      <w:bookmarkEnd w:id="20"/>
-      <w:bookmarkEnd w:id="21"/>
+      <w:bookmarkEnd w:id="18"/>
+      <w:bookmarkEnd w:id="19"/>
     </w:p>
     <w:p>
       <w:pPr>
@@ -13100,8 +12153,8 @@
           <w:lang w:val="es-ES"/>
         </w:rPr>
       </w:pPr>
-      <w:bookmarkStart w:id="22" w:name="_Toc_AnexoA"/>
-      <w:bookmarkStart w:id="23" w:name="_Toc243434747"/>
+      <w:bookmarkStart w:id="20" w:name="_Toc_AnexoA"/>
+      <w:bookmarkStart w:id="21" w:name="_Toc243750374"/>
       <w:r>
         <w:rPr>
           <w:lang w:val="es-CO"/>
@@ -13109,8 +12162,8 @@
         <w:lastRenderedPageBreak/>
         <w:t>Anexo A. Repositorio y código fuente</w:t>
       </w:r>
-      <w:bookmarkEnd w:id="22"/>
-      <w:bookmarkEnd w:id="23"/>
+      <w:bookmarkEnd w:id="20"/>
+      <w:bookmarkEnd w:id="21"/>
     </w:p>
     <w:p>
       <w:pPr>
@@ -13248,6 +12301,1171 @@
           <w:t>https://github.com/diegnghtmr/neguentropia-backend/blob/seguimiento/src/main/java/com/neguentropia/ranking/BucketSort.java</w:t>
         </w:r>
       </w:hyperlink>
+    </w:p>
+    <w:p>
+      <w:pPr>
+        <w:spacing w:line="360" w:lineRule="auto"/>
+        <w:ind w:left="720" w:hanging="720"/>
+      </w:pPr>
+    </w:p>
+    <w:p>
+      <w:pPr>
+        <w:tabs>
+          <w:tab w:val="clear" w:pos="3068"/>
+        </w:tabs>
+        <w:spacing w:after="160" w:line="259" w:lineRule="auto"/>
+        <w:ind w:firstLine="0"/>
+      </w:pPr>
+      <w:r>
+        <w:br w:type="page"/>
+      </w:r>
+    </w:p>
+    <w:p>
+      <w:pPr>
+        <w:pStyle w:val="Heading1"/>
+        <w:keepNext/>
+        <w:pageBreakBefore/>
+        <w:spacing w:line="360" w:lineRule="auto"/>
+        <w:rPr>
+          <w:lang w:val="es-CO"/>
+        </w:rPr>
+      </w:pPr>
+      <w:bookmarkStart w:id="22" w:name="_Toc243750375"/>
+      <w:r>
+        <w:rPr>
+          <w:lang w:val="es-CO"/>
+        </w:rPr>
+        <w:lastRenderedPageBreak/>
+        <w:t xml:space="preserve">Anexo </w:t>
+      </w:r>
+      <w:r>
+        <w:rPr>
+          <w:lang w:val="es-CO"/>
+        </w:rPr>
+        <w:t>B</w:t>
+      </w:r>
+      <w:r>
+        <w:rPr>
+          <w:lang w:val="es-CO"/>
+        </w:rPr>
+        <w:t xml:space="preserve">. </w:t>
+      </w:r>
+      <w:r>
+        <w:rPr>
+          <w:lang w:val="es-CO"/>
+        </w:rPr>
+        <w:t xml:space="preserve">Prompts y </w:t>
+      </w:r>
+      <w:r>
+        <w:rPr>
+          <w:lang w:val="es-CO"/>
+        </w:rPr>
+        <w:t>Aportes</w:t>
+      </w:r>
+      <w:bookmarkEnd w:id="22"/>
+    </w:p>
+    <w:p>
+      <w:pPr>
+        <w:pStyle w:val="Heading2"/>
+        <w:rPr>
+          <w:lang w:val="es-CO"/>
+        </w:rPr>
+      </w:pPr>
+      <w:bookmarkStart w:id="23" w:name="_Toc243750376"/>
+      <w:r>
+        <w:rPr>
+          <w:lang w:val="es-CO"/>
+        </w:rPr>
+        <w:t>Prompt 1</w:t>
+      </w:r>
+      <w:bookmarkEnd w:id="23"/>
+    </w:p>
+    <w:p>
+      <w:pPr>
+        <w:rPr>
+          <w:lang w:val="es-CO"/>
+        </w:rPr>
+      </w:pPr>
+      <w:r>
+        <w:rPr>
+          <w:lang w:val="es-CO"/>
+        </w:rPr>
+        <w:t>Necesito que me ayudes a a</w:t>
+      </w:r>
+      <w:r>
+        <w:rPr>
+          <w:lang w:val="es-CO"/>
+        </w:rPr>
+        <w:t>naliza el enunciado del seguimiento que te comparto y ayúdame a convertirlo en requisitos verificables.</w:t>
+      </w:r>
+      <w:r>
+        <w:rPr>
+          <w:lang w:val="es-CO"/>
+        </w:rPr>
+        <w:t xml:space="preserve"> Vamos a trabajar</w:t>
+      </w:r>
+      <w:r>
+        <w:rPr>
+          <w:lang w:val="es-CO"/>
+        </w:rPr>
+        <w:t xml:space="preserve"> únicamente con los abstracts de los 20 artículos</w:t>
+      </w:r>
+      <w:r>
+        <w:rPr>
+          <w:lang w:val="es-CO"/>
+        </w:rPr>
+        <w:t xml:space="preserve"> y con nada más</w:t>
+      </w:r>
+      <w:r>
+        <w:rPr>
+          <w:lang w:val="es-CO"/>
+        </w:rPr>
+        <w:t>. Debemos obtener</w:t>
+      </w:r>
+      <w:r>
+        <w:rPr>
+          <w:lang w:val="es-CO"/>
+        </w:rPr>
+        <w:t xml:space="preserve"> cosas como</w:t>
+      </w:r>
+      <w:r>
+        <w:rPr>
+          <w:lang w:val="es-CO"/>
+        </w:rPr>
+        <w:t xml:space="preserve"> las frecuencias de términos, ordenar mediante Counting Sort, Radix Sort y Bucket Sort,</w:t>
+      </w:r>
+      <w:r>
+        <w:rPr>
+          <w:lang w:val="es-CO"/>
+        </w:rPr>
+        <w:t xml:space="preserve"> también vamos a</w:t>
+      </w:r>
+      <w:r>
+        <w:rPr>
+          <w:lang w:val="es-CO"/>
+        </w:rPr>
+        <w:t xml:space="preserve"> comparar sus tiempos y presentar el top 15 por </w:t>
+      </w:r>
+      <w:r>
+        <w:rPr>
+          <w:lang w:val="es-CO"/>
+        </w:rPr>
+        <w:t xml:space="preserve">cada </w:t>
+      </w:r>
+      <w:r>
+        <w:rPr>
+          <w:lang w:val="es-CO"/>
+        </w:rPr>
+        <w:t xml:space="preserve">método. Señala cualquier ambigüedad sin inventar requisitos ni asumir </w:t>
+      </w:r>
+      <w:r>
+        <w:rPr>
+          <w:lang w:val="es-CO"/>
+        </w:rPr>
+        <w:t>nada, pregunta cualquier cosa</w:t>
+      </w:r>
+      <w:r>
+        <w:rPr>
+          <w:lang w:val="es-CO"/>
+        </w:rPr>
+        <w:t>.</w:t>
+      </w:r>
+    </w:p>
+    <w:p>
+      <w:pPr>
+        <w:pStyle w:val="Heading3"/>
+        <w:rPr>
+          <w:lang w:val="es-CO"/>
+        </w:rPr>
+      </w:pPr>
+      <w:bookmarkStart w:id="24" w:name="_Toc243750377"/>
+      <w:r>
+        <w:rPr>
+          <w:lang w:val="es-CO"/>
+        </w:rPr>
+        <w:t>Aporte 1</w:t>
+      </w:r>
+      <w:bookmarkEnd w:id="24"/>
+    </w:p>
+    <w:p>
+      <w:pPr>
+        <w:rPr>
+          <w:lang w:val="es-CO"/>
+        </w:rPr>
+      </w:pPr>
+      <w:r>
+        <w:rPr>
+          <w:lang w:val="es-CO"/>
+        </w:rPr>
+        <w:t>Permitió definir de forma</w:t>
+      </w:r>
+      <w:r>
+        <w:rPr>
+          <w:lang w:val="es-CO"/>
+        </w:rPr>
+        <w:t xml:space="preserve"> concentra el seguimiento en las frecuencias de los abstracts de los 20 artículos, con Counting Sort, Radix Sort y Bucket Sort sobre una entrada común. Se distinguen como entregables el ranking de los 15 términos más frecuentes por método, la comparación temporal y la explicación teórica</w:t>
+      </w:r>
+      <w:r>
+        <w:rPr>
+          <w:lang w:val="es-CO"/>
+        </w:rPr>
+        <w:t>.</w:t>
+      </w:r>
+    </w:p>
+    <w:p>
+      <w:pPr>
+        <w:pStyle w:val="Heading2"/>
+        <w:rPr>
+          <w:lang w:val="es-ES"/>
+        </w:rPr>
+      </w:pPr>
+      <w:bookmarkStart w:id="25" w:name="_Toc243750378"/>
+      <w:r>
+        <w:rPr>
+          <w:lang w:val="es-ES"/>
+        </w:rPr>
+        <w:t xml:space="preserve">Prompt </w:t>
+      </w:r>
+      <w:r>
+        <w:rPr>
+          <w:lang w:val="es-ES"/>
+        </w:rPr>
+        <w:t>2</w:t>
+      </w:r>
+      <w:bookmarkEnd w:id="25"/>
+    </w:p>
+    <w:p>
+      <w:pPr>
+        <w:rPr>
+          <w:lang w:val="es-ES"/>
+        </w:rPr>
+      </w:pPr>
+      <w:r>
+        <w:rPr>
+          <w:lang w:val="es-ES"/>
+        </w:rPr>
+        <w:t xml:space="preserve">Ayúdame a definir una preparación reproducible de los abstracts de 20 artículos en Java. Los tokens serán secuencias de letras, marcas y dígitos </w:t>
+      </w:r>
+      <w:r>
+        <w:rPr>
+          <w:lang w:val="es-ES"/>
+        </w:rPr>
+        <w:t>u</w:t>
+      </w:r>
+      <w:r>
+        <w:rPr>
+          <w:lang w:val="es-ES"/>
+        </w:rPr>
+        <w:t>nicode que contengan al menos una letra. No eliminaremos stopwords ni aplicaremos stemming.</w:t>
+      </w:r>
+      <w:r>
+        <w:rPr>
+          <w:lang w:val="es-ES"/>
+        </w:rPr>
+        <w:t xml:space="preserve"> </w:t>
+      </w:r>
+      <w:r>
+        <w:rPr>
+          <w:lang w:val="es-ES"/>
+        </w:rPr>
+        <w:t>Debemos contar únicamente palabras de los abstracts y conservar la primera aparición según el orden fijo de los artículos. Propón una implementación sencilla, sin librerías de procesamiento innecesarias.</w:t>
+      </w:r>
+    </w:p>
+    <w:p>
+      <w:pPr>
+        <w:pStyle w:val="Heading3"/>
+        <w:rPr>
+          <w:lang w:val="fr-FR"/>
+        </w:rPr>
+      </w:pPr>
+      <w:bookmarkStart w:id="26" w:name="_Toc243750379"/>
+      <w:r>
+        <w:rPr>
+          <w:lang w:val="fr-FR"/>
+        </w:rPr>
+        <w:t xml:space="preserve">Aporte </w:t>
+      </w:r>
+      <w:r>
+        <w:rPr>
+          <w:lang w:val="fr-FR"/>
+        </w:rPr>
+        <w:t>2</w:t>
+      </w:r>
+      <w:bookmarkEnd w:id="26"/>
+    </w:p>
+    <w:p>
+      <w:pPr>
+        <w:rPr>
+          <w:lang w:val="es-ES"/>
+        </w:rPr>
+      </w:pPr>
+      <w:r>
+        <w:rPr>
+          <w:lang w:val="es-ES"/>
+        </w:rPr>
+        <w:t>La preparación definida utiliza NFC, minúsculas con Locale.ROOT y nuevamente NFC, seguida de tokens Unicode que contienen al menos una letra. El conteo conserva la primera aparición mediante un orden de inserción, representable con LinkedHashMap, sin stopwords ni stemming. Esto fija una entrada reproducible y evita que los desempates dependan del orden alfabético o de un mapa sin orden garantizado.</w:t>
+      </w:r>
+    </w:p>
+    <w:p>
+      <w:pPr>
+        <w:pStyle w:val="Heading2"/>
+        <w:rPr>
+          <w:lang w:val="fr-FR"/>
+        </w:rPr>
+      </w:pPr>
+      <w:bookmarkStart w:id="27" w:name="_Toc243750380"/>
+      <w:r>
+        <w:rPr>
+          <w:lang w:val="fr-FR"/>
+        </w:rPr>
+        <w:lastRenderedPageBreak/>
+        <w:t xml:space="preserve">Prompt </w:t>
+      </w:r>
+      <w:r>
+        <w:rPr>
+          <w:lang w:val="fr-FR"/>
+        </w:rPr>
+        <w:t>3</w:t>
+      </w:r>
+      <w:bookmarkEnd w:id="27"/>
+    </w:p>
+    <w:p>
+      <w:pPr>
+        <w:rPr>
+          <w:lang w:val="es-ES"/>
+        </w:rPr>
+      </w:pPr>
+      <w:r>
+        <w:rPr>
+          <w:lang w:val="es-ES"/>
+        </w:rPr>
+        <w:t xml:space="preserve">Tomando como referencia </w:t>
+      </w:r>
+      <w:r>
+        <w:rPr>
+          <w:lang w:val="es-ES"/>
+        </w:rPr>
+        <w:t>como se realiza</w:t>
+      </w:r>
+      <w:r>
+        <w:rPr>
+          <w:lang w:val="es-ES"/>
+        </w:rPr>
+        <w:t xml:space="preserve"> Counting Sort </w:t>
+      </w:r>
+      <w:r>
+        <w:rPr>
+          <w:lang w:val="es-ES"/>
+        </w:rPr>
+        <w:t>en</w:t>
+      </w:r>
+      <w:r>
+        <w:rPr>
+          <w:lang w:val="es-ES"/>
+        </w:rPr>
+        <w:t xml:space="preserve"> Introduction to Algorithms</w:t>
+      </w:r>
+      <w:r>
+        <w:rPr>
+          <w:lang w:val="es-ES"/>
+        </w:rPr>
+        <w:t xml:space="preserve">, </w:t>
+      </w:r>
+      <w:r>
+        <w:rPr>
+          <w:lang w:val="es-ES"/>
+        </w:rPr>
+        <w:t xml:space="preserve">ayúdame a comprenderlo y adaptarlo </w:t>
+      </w:r>
+      <w:r>
+        <w:rPr>
+          <w:lang w:val="es-ES"/>
+        </w:rPr>
+        <w:t xml:space="preserve">al proyecto en java </w:t>
+      </w:r>
+      <w:r>
+        <w:rPr>
+          <w:lang w:val="es-ES"/>
+        </w:rPr>
+        <w:t>sin ordenamientos de biblioteca</w:t>
+      </w:r>
+      <w:r>
+        <w:rPr>
+          <w:lang w:val="es-ES"/>
+        </w:rPr>
+        <w:t>.</w:t>
+      </w:r>
+      <w:r>
+        <w:rPr>
+          <w:lang w:val="es-ES"/>
+        </w:rPr>
+        <w:t xml:space="preserve"> </w:t>
+      </w:r>
+      <w:r>
+        <w:rPr>
+          <w:lang w:val="es-ES"/>
+        </w:rPr>
+        <w:t>Tenemos registros de término y frecuencia obtenidos exclusivamente de los abstracts de 20 artículos. Necesitamos orden descendente por frecuencia y conservar la primera aparición cuando existan empates.</w:t>
+      </w:r>
+      <w:r>
+        <w:rPr>
+          <w:lang w:val="es-ES"/>
+        </w:rPr>
+        <w:t xml:space="preserve"> </w:t>
+      </w:r>
+      <w:r>
+        <w:rPr>
+          <w:lang w:val="es-ES"/>
+        </w:rPr>
+        <w:t xml:space="preserve">Analiza tiempo y espacio en función de V, cantidad de términos distintos, y Fmax. </w:t>
+      </w:r>
+    </w:p>
+    <w:p>
+      <w:pPr>
+        <w:pStyle w:val="Heading3"/>
+        <w:rPr>
+          <w:lang w:val="fr-FR"/>
+        </w:rPr>
+      </w:pPr>
+      <w:bookmarkStart w:id="28" w:name="_Toc243750381"/>
+      <w:r>
+        <w:rPr>
+          <w:lang w:val="fr-FR"/>
+        </w:rPr>
+        <w:t xml:space="preserve">Aporte </w:t>
+      </w:r>
+      <w:r>
+        <w:rPr>
+          <w:lang w:val="fr-FR"/>
+        </w:rPr>
+        <w:t>3</w:t>
+      </w:r>
+      <w:bookmarkEnd w:id="28"/>
+    </w:p>
+    <w:p>
+      <w:pPr>
+        <w:rPr>
+          <w:lang w:val="es-ES"/>
+        </w:rPr>
+      </w:pPr>
+      <w:r>
+        <w:rPr>
+          <w:lang w:val="es-ES"/>
+        </w:rPr>
+        <w:t xml:space="preserve">El diseño concreta el orden descendente mediante conteos de frecuencia, acumulados desde las frecuencias altas y colocación estable de los registros. Así se preserva la primera aparición sin invertir posteriormente una lista y deshacer los empates. </w:t>
+      </w:r>
+      <w:r>
+        <w:rPr>
+          <w:lang w:val="es-ES"/>
+        </w:rPr>
+        <w:t>Además se distingue</w:t>
+      </w:r>
+      <w:r>
+        <w:rPr>
+          <w:lang w:val="es-ES"/>
+        </w:rPr>
+        <w:t xml:space="preserve"> V y Fmax y documenta tiempo O(V + Fmax), junto con el costo de memoria dependiente del rango.</w:t>
+      </w:r>
+    </w:p>
+    <w:p>
+      <w:pPr>
+        <w:pStyle w:val="Heading2"/>
+        <w:rPr>
+          <w:lang w:val="es-ES"/>
+        </w:rPr>
+      </w:pPr>
+      <w:bookmarkStart w:id="29" w:name="_Toc243750382"/>
+      <w:r>
+        <w:rPr>
+          <w:lang w:val="es-ES"/>
+        </w:rPr>
+        <w:t xml:space="preserve">Prompt </w:t>
+      </w:r>
+      <w:r>
+        <w:rPr>
+          <w:lang w:val="es-ES"/>
+        </w:rPr>
+        <w:t>4</w:t>
+      </w:r>
+      <w:bookmarkEnd w:id="29"/>
+    </w:p>
+    <w:p>
+      <w:pPr>
+        <w:rPr>
+          <w:lang w:val="es-ES"/>
+        </w:rPr>
+      </w:pPr>
+      <w:r>
+        <w:rPr>
+          <w:lang w:val="es-ES"/>
+        </w:rPr>
+        <w:t>Tomando como referencia el tratamiento de Radix Sort en The Art of Computer Programming, explica la variante LSD y su aplicación al ranking del seguimiento.</w:t>
+      </w:r>
+      <w:r>
+        <w:rPr>
+          <w:lang w:val="es-ES"/>
+        </w:rPr>
+        <w:t xml:space="preserve"> </w:t>
+      </w:r>
+      <w:r>
+        <w:rPr>
+          <w:lang w:val="es-ES"/>
+        </w:rPr>
+        <w:t>Ordenaremos registros de término y frecuencia mediante pasadas decimales, desde las unidades, conservando el orden original de los empates.</w:t>
+      </w:r>
+      <w:r>
+        <w:rPr>
+          <w:lang w:val="es-ES"/>
+        </w:rPr>
+        <w:t xml:space="preserve"> </w:t>
+      </w:r>
+      <w:r>
+        <w:rPr>
+          <w:lang w:val="es-ES"/>
+        </w:rPr>
+        <w:t>Muestra las salidas intermedias de un ejemplo con distintas cantidades de dígitos. Analiza la complejidad según V, base y cantidad de dígitos, y los límites numéricos al avanzar de pasada. Mantén la solución Java y sin ordenamientos de biblioteca.</w:t>
+      </w:r>
+    </w:p>
+    <w:p>
+      <w:pPr>
+        <w:pStyle w:val="Heading3"/>
+        <w:rPr>
+          <w:lang w:val="es-CO"/>
+        </w:rPr>
+      </w:pPr>
+      <w:bookmarkStart w:id="30" w:name="_Toc243750383"/>
+      <w:r>
+        <w:rPr>
+          <w:lang w:val="es-CO"/>
+        </w:rPr>
+        <w:t xml:space="preserve">Aporte </w:t>
+      </w:r>
+      <w:r>
+        <w:rPr>
+          <w:lang w:val="es-CO"/>
+        </w:rPr>
+        <w:t>4</w:t>
+      </w:r>
+      <w:bookmarkEnd w:id="30"/>
+    </w:p>
+    <w:p>
+      <w:pPr>
+        <w:rPr>
+          <w:lang w:val="es-CO"/>
+        </w:rPr>
+      </w:pPr>
+      <w:r>
+        <w:rPr>
+          <w:lang w:val="es-CO"/>
+        </w:rPr>
+        <w:t>La solución definida emplea pasadas LSD decimales y conteo estable por dígito para conservar lo resuelto en pasadas anteriores. Se explicita cómo obtener el orden descendente sin perder los empates y cómo controlar el avance del divisor para evitar desbordamientos. La complejidad queda vinculada a la cantidad de términos, la base y el número de dígitos, no a una linealidad incondicional.</w:t>
+      </w:r>
+    </w:p>
+    <w:p>
+      <w:pPr>
+        <w:rPr>
+          <w:lang w:val="es-CO"/>
+        </w:rPr>
+      </w:pPr>
+    </w:p>
+    <w:p>
+      <w:pPr>
+        <w:pStyle w:val="Heading2"/>
+        <w:rPr>
+          <w:lang w:val="es-CO"/>
+        </w:rPr>
+      </w:pPr>
+      <w:bookmarkStart w:id="31" w:name="_Toc243750384"/>
+      <w:r>
+        <w:rPr>
+          <w:lang w:val="es-CO"/>
+        </w:rPr>
+        <w:lastRenderedPageBreak/>
+        <w:t xml:space="preserve">Prompt </w:t>
+      </w:r>
+      <w:r>
+        <w:rPr>
+          <w:lang w:val="es-CO"/>
+        </w:rPr>
+        <w:t>5</w:t>
+      </w:r>
+      <w:bookmarkEnd w:id="31"/>
+    </w:p>
+    <w:p>
+      <w:pPr>
+        <w:rPr>
+          <w:lang w:val="es-CO"/>
+        </w:rPr>
+      </w:pPr>
+      <w:r>
+        <w:rPr>
+          <w:lang w:val="es-CO"/>
+        </w:rPr>
+        <w:t>Analiza Bucket Sort tomando como referencia Introduction to Algorithms</w:t>
+      </w:r>
+      <w:r>
+        <w:rPr>
+          <w:lang w:val="es-CO"/>
+        </w:rPr>
+        <w:t xml:space="preserve"> y ten en cuenta que se </w:t>
+      </w:r>
+      <w:r>
+        <w:rPr>
+          <w:lang w:val="es-CO"/>
+        </w:rPr>
+        <w:t>exige algoritmos no basados en comparaciones. La variante clásica distribuye los elementos en cubetas y utiliza Insertion Sort dentro de ellas</w:t>
+      </w:r>
+      <w:r>
+        <w:rPr>
+          <w:lang w:val="es-CO"/>
+        </w:rPr>
+        <w:t xml:space="preserve"> así que validemos una mejor opción para este caso</w:t>
+      </w:r>
+      <w:r>
+        <w:rPr>
+          <w:lang w:val="es-CO"/>
+        </w:rPr>
+        <w:t>.</w:t>
+      </w:r>
+    </w:p>
+    <w:p>
+      <w:pPr>
+        <w:pStyle w:val="Heading3"/>
+        <w:rPr>
+          <w:lang w:val="es-CO"/>
+        </w:rPr>
+      </w:pPr>
+      <w:bookmarkStart w:id="32" w:name="_Toc243750385"/>
+      <w:r>
+        <w:rPr>
+          <w:lang w:val="es-CO"/>
+        </w:rPr>
+        <w:t xml:space="preserve">Aporte </w:t>
+      </w:r>
+      <w:r>
+        <w:rPr>
+          <w:lang w:val="es-CO"/>
+        </w:rPr>
+        <w:t>5</w:t>
+      </w:r>
+      <w:bookmarkEnd w:id="32"/>
+    </w:p>
+    <w:p>
+      <w:pPr>
+        <w:rPr>
+          <w:lang w:val="es-CO"/>
+        </w:rPr>
+      </w:pPr>
+      <w:r>
+        <w:rPr>
+          <w:lang w:val="es-CO"/>
+        </w:rPr>
+        <w:t>El análisis distingue la distribución en cubetas del ordenamiento interno</w:t>
+      </w:r>
+      <w:r>
+        <w:rPr>
+          <w:lang w:val="es-CO"/>
+        </w:rPr>
+        <w:t xml:space="preserve"> al</w:t>
+      </w:r>
+      <w:r>
+        <w:rPr>
+          <w:lang w:val="es-CO"/>
+        </w:rPr>
+        <w:t xml:space="preserve"> utilizar Insertion Sort introduce comparaciones y plantea un conflicto con la restricción. </w:t>
+      </w:r>
+    </w:p>
+    <w:p>
+      <w:pPr>
+        <w:pStyle w:val="Heading2"/>
+        <w:rPr>
+          <w:lang w:val="es-ES"/>
+        </w:rPr>
+      </w:pPr>
+      <w:bookmarkStart w:id="33" w:name="_Toc243750386"/>
+      <w:r>
+        <w:rPr>
+          <w:lang w:val="es-ES"/>
+        </w:rPr>
+        <w:t xml:space="preserve">Prompt </w:t>
+      </w:r>
+      <w:r>
+        <w:rPr>
+          <w:lang w:val="es-ES"/>
+        </w:rPr>
+        <w:t>6</w:t>
+      </w:r>
+      <w:bookmarkEnd w:id="33"/>
+    </w:p>
+    <w:p>
+      <w:pPr>
+        <w:rPr>
+          <w:lang w:val="es-ES"/>
+        </w:rPr>
+      </w:pPr>
+      <w:r>
+        <w:rPr>
+          <w:lang w:val="es-ES"/>
+        </w:rPr>
+        <w:t>Partiendo del Bucket Sort clásico descrito en Introduction to Algorithms</w:t>
+      </w:r>
+      <w:r>
+        <w:rPr>
+          <w:lang w:val="es-ES"/>
+        </w:rPr>
+        <w:t xml:space="preserve"> </w:t>
+      </w:r>
+      <w:r>
+        <w:rPr>
+          <w:lang w:val="es-ES"/>
+        </w:rPr>
+        <w:t>evalúa una adaptación para cumplir la restricción de no utilizar ordenamientos por comparación</w:t>
+      </w:r>
+      <w:r>
+        <w:rPr>
+          <w:lang w:val="es-ES"/>
+        </w:rPr>
+        <w:t xml:space="preserve"> ya que</w:t>
+      </w:r>
+      <w:r>
+        <w:rPr>
+          <w:lang w:val="es-ES"/>
+        </w:rPr>
+        <w:t xml:space="preserve"> </w:t>
+      </w:r>
+      <w:r>
+        <w:rPr>
+          <w:lang w:val="es-ES"/>
+        </w:rPr>
+        <w:t>l</w:t>
+      </w:r>
+      <w:r>
+        <w:rPr>
+          <w:lang w:val="es-ES"/>
+        </w:rPr>
+        <w:t xml:space="preserve">a propuesta </w:t>
+      </w:r>
+      <w:r>
+        <w:rPr>
+          <w:lang w:val="es-ES"/>
+        </w:rPr>
+        <w:t xml:space="preserve">anterior que </w:t>
+      </w:r>
+      <w:r>
+        <w:rPr>
+          <w:lang w:val="es-ES"/>
+        </w:rPr>
+        <w:t>distribuye frecuencias enteras positivas en intervalos de igual ancho, aplica Counting Sort estable dentro de cada cubeta y concatena las cubetas en orden descendente</w:t>
+      </w:r>
+      <w:r>
+        <w:rPr>
+          <w:lang w:val="es-ES"/>
+        </w:rPr>
+        <w:t xml:space="preserve"> y se debe validar que esta variante sirva.</w:t>
+      </w:r>
+    </w:p>
+    <w:p>
+      <w:pPr>
+        <w:pStyle w:val="Heading3"/>
+        <w:rPr>
+          <w:lang w:val="es-ES"/>
+        </w:rPr>
+      </w:pPr>
+      <w:bookmarkStart w:id="34" w:name="_Toc243750387"/>
+      <w:r>
+        <w:rPr>
+          <w:lang w:val="es-ES"/>
+        </w:rPr>
+        <w:t xml:space="preserve">Aporte </w:t>
+      </w:r>
+      <w:r>
+        <w:rPr>
+          <w:lang w:val="es-ES"/>
+        </w:rPr>
+        <w:t>6</w:t>
+      </w:r>
+      <w:bookmarkEnd w:id="34"/>
+    </w:p>
+    <w:p>
+      <w:pPr>
+        <w:rPr>
+          <w:lang w:val="es-ES"/>
+        </w:rPr>
+      </w:pPr>
+      <w:r>
+        <w:rPr>
+          <w:lang w:val="es-ES"/>
+        </w:rPr>
+        <w:t xml:space="preserve">La decisión adopta intervalos de frecuencia, Counting Sort estable dentro de cada cubeta y concatenación descendente. Se identifica como una variante híbrida </w:t>
+      </w:r>
+      <w:r>
+        <w:rPr>
+          <w:lang w:val="es-ES"/>
+        </w:rPr>
+        <w:t>apoyada en el libro</w:t>
+      </w:r>
+      <w:r>
+        <w:rPr>
+          <w:lang w:val="es-ES"/>
+        </w:rPr>
+        <w:t>, pero no atribuida al libro</w:t>
+      </w:r>
+      <w:r>
+        <w:rPr>
+          <w:lang w:val="es-ES"/>
+        </w:rPr>
+        <w:t xml:space="preserve"> y</w:t>
+      </w:r>
+      <w:r>
+        <w:rPr>
+          <w:lang w:val="es-ES"/>
+        </w:rPr>
+        <w:t xml:space="preserve"> </w:t>
+      </w:r>
+      <w:r>
+        <w:rPr>
+          <w:lang w:val="es-ES"/>
+        </w:rPr>
+        <w:t>s</w:t>
+      </w:r>
+      <w:r>
+        <w:rPr>
+          <w:lang w:val="es-ES"/>
+        </w:rPr>
+        <w:t>u análisis conserva la dependencia O(V + B + Fmax)</w:t>
+      </w:r>
+      <w:r>
+        <w:rPr>
+          <w:lang w:val="es-ES"/>
+        </w:rPr>
+        <w:t>.</w:t>
+      </w:r>
+    </w:p>
+    <w:p>
+      <w:pPr>
+        <w:pStyle w:val="Heading2"/>
+        <w:rPr>
+          <w:lang w:val="fr-FR"/>
+        </w:rPr>
+      </w:pPr>
+      <w:bookmarkStart w:id="35" w:name="_Toc243750388"/>
+      <w:r>
+        <w:rPr>
+          <w:lang w:val="fr-FR"/>
+        </w:rPr>
+        <w:t xml:space="preserve">Prompt </w:t>
+      </w:r>
+      <w:r>
+        <w:rPr>
+          <w:lang w:val="fr-FR"/>
+        </w:rPr>
+        <w:t>7</w:t>
+      </w:r>
+      <w:bookmarkEnd w:id="35"/>
+    </w:p>
+    <w:p>
+      <w:pPr>
+        <w:rPr>
+          <w:lang w:val="es-ES"/>
+        </w:rPr>
+      </w:pPr>
+      <w:r>
+        <w:rPr>
+          <w:lang w:val="es-ES"/>
+        </w:rPr>
+        <w:t>Ayúdame a verificar que Counting Sort, Radix Sort y Bucket Sort produzcan exactamente el mismo ranking.</w:t>
+      </w:r>
+      <w:r>
+        <w:rPr>
+          <w:lang w:val="es-ES"/>
+        </w:rPr>
+        <w:t xml:space="preserve"> </w:t>
+      </w:r>
+      <w:r>
+        <w:rPr>
+          <w:lang w:val="es-ES"/>
+        </w:rPr>
+        <w:t>Los tres reciben la misma lista de términos y frecuencias. Se ordena por frecuencia descendente y, en los empates, se conserva la primera aparición en el corpus.</w:t>
+      </w:r>
+      <w:r>
+        <w:rPr>
+          <w:lang w:val="es-ES"/>
+        </w:rPr>
+        <w:t xml:space="preserve"> </w:t>
+      </w:r>
+      <w:r>
+        <w:rPr>
+          <w:lang w:val="es-ES"/>
+        </w:rPr>
+        <w:t>Explica cómo comprobar orden, estabilidad, conservación de elementos y frecuencias, y ausencia de modificaciones en la entrada. Debemos comparar las listas completas antes de extraer el top 15.</w:t>
+      </w:r>
+      <w:r>
+        <w:rPr>
+          <w:lang w:val="es-ES"/>
+        </w:rPr>
+        <w:t xml:space="preserve"> </w:t>
+      </w:r>
+    </w:p>
+    <w:p>
+      <w:pPr>
+        <w:rPr>
+          <w:lang w:val="es-ES"/>
+        </w:rPr>
+      </w:pPr>
+    </w:p>
+    <w:p>
+      <w:pPr>
+        <w:rPr>
+          <w:lang w:val="es-ES"/>
+        </w:rPr>
+      </w:pPr>
+    </w:p>
+    <w:p>
+      <w:pPr>
+        <w:pStyle w:val="Heading3"/>
+        <w:rPr>
+          <w:lang w:val="fr-FR"/>
+        </w:rPr>
+      </w:pPr>
+      <w:bookmarkStart w:id="36" w:name="_Toc243750389"/>
+      <w:r>
+        <w:rPr>
+          <w:lang w:val="fr-FR"/>
+        </w:rPr>
+        <w:t xml:space="preserve">Aporte </w:t>
+      </w:r>
+      <w:r>
+        <w:rPr>
+          <w:lang w:val="fr-FR"/>
+        </w:rPr>
+        <w:t>7</w:t>
+      </w:r>
+      <w:bookmarkEnd w:id="36"/>
+    </w:p>
+    <w:p>
+      <w:pPr>
+        <w:rPr>
+          <w:lang w:val="es-ES"/>
+        </w:rPr>
+      </w:pPr>
+      <w:r>
+        <w:rPr>
+          <w:lang w:val="es-ES"/>
+        </w:rPr>
+        <w:t xml:space="preserve">El criterio de corrección exige comparar las listas completas antes de extraer el top 15, preservando términos, frecuencias y desempates por primera aparición, no por alfabeto. </w:t>
+      </w:r>
+    </w:p>
+    <w:p>
+      <w:pPr>
+        <w:pStyle w:val="Heading2"/>
+        <w:rPr>
+          <w:lang w:val="es-ES"/>
+        </w:rPr>
+      </w:pPr>
+      <w:bookmarkStart w:id="37" w:name="_Toc243750390"/>
+      <w:r>
+        <w:rPr>
+          <w:lang w:val="es-ES"/>
+        </w:rPr>
+        <w:t xml:space="preserve">Prompt </w:t>
+      </w:r>
+      <w:r>
+        <w:rPr>
+          <w:lang w:val="es-ES"/>
+        </w:rPr>
+        <w:t>8</w:t>
+      </w:r>
+      <w:bookmarkEnd w:id="37"/>
+    </w:p>
+    <w:p>
+      <w:pPr>
+        <w:rPr>
+          <w:lang w:val="es-ES"/>
+        </w:rPr>
+      </w:pPr>
+      <w:r>
+        <w:rPr>
+          <w:lang w:val="es-ES"/>
+        </w:rPr>
+        <w:t>Propón un protocolo sencillo y reproducible para medir los tres algoritmos en Java sobre las mismas frecuencias obtenidas de los 20 abstracts.</w:t>
+      </w:r>
+      <w:r>
+        <w:rPr>
+          <w:lang w:val="es-ES"/>
+        </w:rPr>
+        <w:t xml:space="preserve"> </w:t>
+      </w:r>
+      <w:r>
+        <w:rPr>
+          <w:lang w:val="es-ES"/>
+        </w:rPr>
+        <w:t>Utiliza diferencias de System.nanoTime() expresadas en milisegundos. Deja fuera del reloj la preparación del corpus, las copias comunes, la validación de resultados y la extracción del top 15</w:t>
+      </w:r>
+      <w:r>
+        <w:rPr>
+          <w:lang w:val="es-ES"/>
+        </w:rPr>
+        <w:t xml:space="preserve"> e</w:t>
+      </w:r>
+      <w:r>
+        <w:rPr>
+          <w:lang w:val="es-ES"/>
+        </w:rPr>
+        <w:t xml:space="preserve"> incluye las estructuras y operaciones internas de cada algoritmo.</w:t>
+      </w:r>
+      <w:r>
+        <w:rPr>
+          <w:lang w:val="es-ES"/>
+        </w:rPr>
+        <w:t xml:space="preserve"> </w:t>
+      </w:r>
+      <w:r>
+        <w:rPr>
+          <w:lang w:val="es-ES"/>
+        </w:rPr>
+        <w:t>Explíca</w:t>
+      </w:r>
+      <w:r>
+        <w:rPr>
+          <w:lang w:val="es-ES"/>
+        </w:rPr>
+        <w:t>me además lo del</w:t>
+      </w:r>
+      <w:r>
+        <w:rPr>
+          <w:lang w:val="es-ES"/>
+        </w:rPr>
+        <w:t xml:space="preserve"> calentamiento, repeticiones, orden de ejecución y procesos JVM independientes. No inventes</w:t>
+      </w:r>
+      <w:r>
+        <w:rPr>
+          <w:lang w:val="es-ES"/>
+        </w:rPr>
+        <w:t xml:space="preserve"> NUNCA</w:t>
+      </w:r>
+      <w:r>
+        <w:rPr>
+          <w:lang w:val="es-ES"/>
+        </w:rPr>
+        <w:t xml:space="preserve"> mediciones.</w:t>
+      </w:r>
+    </w:p>
+    <w:p>
+      <w:pPr>
+        <w:pStyle w:val="Heading3"/>
+        <w:rPr>
+          <w:lang w:val="es-CO"/>
+        </w:rPr>
+      </w:pPr>
+      <w:bookmarkStart w:id="38" w:name="_Toc243750391"/>
+      <w:r>
+        <w:rPr>
+          <w:lang w:val="es-CO"/>
+        </w:rPr>
+        <w:t xml:space="preserve">Aporte </w:t>
+      </w:r>
+      <w:r>
+        <w:rPr>
+          <w:lang w:val="es-CO"/>
+        </w:rPr>
+        <w:t>8</w:t>
+      </w:r>
+      <w:bookmarkEnd w:id="38"/>
+    </w:p>
+    <w:p>
+      <w:pPr>
+        <w:rPr>
+          <w:lang w:val="es-CO"/>
+        </w:rPr>
+      </w:pPr>
+      <w:r>
+        <w:rPr>
+          <w:lang w:val="es-CO"/>
+        </w:rPr>
+        <w:t xml:space="preserve">El protocolo definido utiliza diferencias de System.nanoTime() convertidas a milisegundos y separa preparación, copias comunes, comprobaciones y top 15 del tiempo del ordenamiento. Contempla calentamiento, repeticiones, rotación del orden y procesos JVM independientes. </w:t>
+      </w:r>
+    </w:p>
+    <w:p>
+      <w:pPr>
+        <w:pStyle w:val="Heading2"/>
+        <w:rPr>
+          <w:lang w:val="es-ES"/>
+        </w:rPr>
+      </w:pPr>
+      <w:bookmarkStart w:id="39" w:name="_Toc243750392"/>
+      <w:r>
+        <w:rPr>
+          <w:lang w:val="es-ES"/>
+        </w:rPr>
+        <w:t xml:space="preserve">Prompt </w:t>
+      </w:r>
+      <w:r>
+        <w:rPr>
+          <w:lang w:val="es-ES"/>
+        </w:rPr>
+        <w:t>9</w:t>
+      </w:r>
+      <w:bookmarkEnd w:id="39"/>
+    </w:p>
+    <w:p>
+      <w:pPr>
+        <w:rPr>
+          <w:lang w:val="es-ES"/>
+        </w:rPr>
+      </w:pPr>
+      <w:r>
+        <w:rPr>
+          <w:lang w:val="es-ES"/>
+        </w:rPr>
+        <w:t>Revisa cómo integrar el ranking de Java con un frontend React 19, Vite y TypeScript, utilizando Axios y Zod y respetando el contrato OpenAPI que te comparto.</w:t>
+      </w:r>
+      <w:r>
+        <w:rPr>
+          <w:lang w:val="es-ES"/>
+        </w:rPr>
+        <w:t xml:space="preserve"> </w:t>
+      </w:r>
+      <w:r>
+        <w:rPr>
+          <w:lang w:val="es-ES"/>
+        </w:rPr>
+        <w:t xml:space="preserve">El navegador debe representar los términos, frecuencias y tiempos recibidos, sin recalcular ni reordenar los resultados. Debe manejar carga, errores y solicitudes canceladas sin mostrar resultados anteriores como si fueran nuevos. </w:t>
+      </w:r>
+    </w:p>
+    <w:p>
+      <w:pPr>
+        <w:pStyle w:val="Heading3"/>
+        <w:rPr>
+          <w:lang w:val="es-ES"/>
+        </w:rPr>
+      </w:pPr>
+      <w:bookmarkStart w:id="40" w:name="_Toc243750393"/>
+      <w:r>
+        <w:rPr>
+          <w:lang w:val="es-ES"/>
+        </w:rPr>
+        <w:t xml:space="preserve">Aporte </w:t>
+      </w:r>
+      <w:r>
+        <w:rPr>
+          <w:lang w:val="es-ES"/>
+        </w:rPr>
+        <w:t>9</w:t>
+      </w:r>
+      <w:bookmarkEnd w:id="40"/>
+    </w:p>
+    <w:p>
+      <w:pPr>
+        <w:rPr>
+          <w:lang w:val="es-CO"/>
+        </w:rPr>
+      </w:pPr>
+      <w:r>
+        <w:rPr>
+          <w:lang w:val="es-CO"/>
+        </w:rPr>
+        <w:t xml:space="preserve">La integración implementada asigna los cálculos a Java y su representación a React, con Axios para solicitar el ranking y Zod para validar la respuesta. La pantalla conserva el orden, las frecuencias y los tiempos recibidos y distingue carga, error y cancelación. </w:t>
+      </w:r>
     </w:p>
     <w:sectPr>
       <w:headerReference w:type="default" r:id="rId15"/>
